--- a/UD3/P3/UD3_Actividad_03_Refactorizacion_MarcoValiente.docx
+++ b/UD3/P3/UD3_Actividad_03_Refactorizacion_MarcoValiente.docx
@@ -1,9 +1,7 @@
 
 <file path=word/document.xml><?xml version="1.0" encoding="utf-8"?>
-<w:document xmlns:wpc="http://schemas.microsoft.com/office/word/2010/wordprocessingCanvas" xmlns:cx="http://schemas.microsoft.com/office/drawing/2014/chartex" xmlns:mc="http://schemas.openxmlformats.org/markup-compatibility/2006" xmlns:o="urn:schemas-microsoft-com:office:office" xmlns:r="http://schemas.openxmlformats.org/officeDocument/2006/relationships" xmlns:m="http://schemas.openxmlformats.org/officeDocument/2006/math" xmlns:v="urn:schemas-microsoft-com:vml" xmlns:wp14="http://schemas.microsoft.com/office/word/2010/wordprocessingDrawing" xmlns:wp="http://schemas.openxmlformats.org/drawingml/2006/wordprocessingDrawing" xmlns:w10="urn:schemas-microsoft-com:office:word" xmlns:w="http://schemas.openxmlformats.org/wordprocessingml/2006/main" xmlns:w14="http://schemas.microsoft.com/office/word/2010/wordml" xmlns:w15="http://schemas.microsoft.com/office/word/2012/wordml" xmlns:w16se="http://schemas.microsoft.com/office/word/2015/wordml/symex" xmlns:wpg="http://schemas.microsoft.com/office/word/2010/wordprocessingGroup" xmlns:wpi="http://schemas.microsoft.com/office/word/2010/wordprocessingInk" xmlns:wne="http://schemas.microsoft.com/office/word/2006/wordml" xmlns:wps="http://schemas.microsoft.com/office/word/2010/wordprocessingShape" mc:Ignorable="w14 w15 w16se wp14">
+<w:document xmlns:wpc="http://schemas.microsoft.com/office/word/2010/wordprocessingCanvas" xmlns:cx="http://schemas.microsoft.com/office/drawing/2014/chartex" xmlns:cx1="http://schemas.microsoft.com/office/drawing/2015/9/8/chartex" xmlns:cx2="http://schemas.microsoft.com/office/drawing/2015/10/21/chartex" xmlns:cx3="http://schemas.microsoft.com/office/drawing/2016/5/9/chartex" xmlns:cx4="http://schemas.microsoft.com/office/drawing/2016/5/10/chartex" xmlns:cx5="http://schemas.microsoft.com/office/drawing/2016/5/11/chartex" xmlns:cx6="http://schemas.microsoft.com/office/drawing/2016/5/12/chartex" xmlns:cx7="http://schemas.microsoft.com/office/drawing/2016/5/13/chartex" xmlns:cx8="http://schemas.microsoft.com/office/drawing/2016/5/14/chartex" xmlns:mc="http://schemas.openxmlformats.org/markup-compatibility/2006" xmlns:aink="http://schemas.microsoft.com/office/drawing/2016/ink" xmlns:am3d="http://schemas.microsoft.com/office/drawing/2017/model3d" xmlns:o="urn:schemas-microsoft-com:office:office" xmlns:oel="http://schemas.microsoft.com/office/2019/extlst" xmlns:r="http://schemas.openxmlformats.org/officeDocument/2006/relationships" xmlns:m="http://schemas.openxmlformats.org/officeDocument/2006/math" xmlns:v="urn:schemas-microsoft-com:vml" xmlns:wp14="http://schemas.microsoft.com/office/word/2010/wordprocessingDrawing" xmlns:wp="http://schemas.openxmlformats.org/drawingml/2006/wordprocessingDrawing" xmlns:w10="urn:schemas-microsoft-com:office:word" xmlns:w="http://schemas.openxmlformats.org/wordprocessingml/2006/main" xmlns:w14="http://schemas.microsoft.com/office/word/2010/wordml" xmlns:w15="http://schemas.microsoft.com/office/word/2012/wordml" xmlns:w16cex="http://schemas.microsoft.com/office/word/2018/wordml/cex" xmlns:w16cid="http://schemas.microsoft.com/office/word/2016/wordml/cid" xmlns:w16="http://schemas.microsoft.com/office/word/2018/wordml" xmlns:w16du="http://schemas.microsoft.com/office/word/2023/wordml/word16du" xmlns:w16sdtdh="http://schemas.microsoft.com/office/word/2020/wordml/sdtdatahash" xmlns:w16sdtfl="http://schemas.microsoft.com/office/word/2024/wordml/sdtformatlock" xmlns:w16se="http://schemas.microsoft.com/office/word/2015/wordml/symex" xmlns:wpg="http://schemas.microsoft.com/office/word/2010/wordprocessingGroup" xmlns:wpi="http://schemas.microsoft.com/office/word/2010/wordprocessingInk" xmlns:wne="http://schemas.microsoft.com/office/word/2006/wordml" xmlns:wps="http://schemas.microsoft.com/office/word/2010/wordprocessingShape" mc:Ignorable="w14 w15 w16se w16cid w16 w16cex w16sdtdh w16sdtfl w16du wp14">
   <w:body>
-    <w:bookmarkStart w:id="0" w:name="_GoBack" w:displacedByCustomXml="next"/>
-    <w:bookmarkEnd w:id="0" w:displacedByCustomXml="next"/>
     <w:sdt>
       <w:sdtPr>
         <w:rPr>
@@ -25,7 +23,7 @@
       <w:sdtContent>
         <w:p>
           <w:pPr>
-            <w:pStyle w:val="Sinespaciado"/>
+            <w:pStyle w:val="NoSpacing"/>
             <w:rPr>
               <w:sz w:val="2"/>
             </w:rPr>
@@ -40,7 +38,7 @@
             <mc:AlternateContent>
               <mc:Choice Requires="wps">
                 <w:drawing>
-                  <wp:anchor distT="0" distB="0" distL="114300" distR="114300" simplePos="0" relativeHeight="251661312" behindDoc="0" locked="0" layoutInCell="1" allowOverlap="1">
+                  <wp:anchor distT="0" distB="0" distL="114300" distR="114300" simplePos="0" relativeHeight="251661312" behindDoc="0" locked="0" layoutInCell="1" allowOverlap="1" wp14:anchorId="39146CD2" wp14:editId="5F9F7733">
                     <wp:simplePos x="0" y="0"/>
                     <wp:positionH relativeFrom="page">
                       <wp:align>center</wp:align>
@@ -111,7 +109,7 @@
                                 <w:sdtContent>
                                   <w:p>
                                     <w:pPr>
-                                      <w:pStyle w:val="Sinespaciado"/>
+                                      <w:pStyle w:val="NoSpacing"/>
                                       <w:rPr>
                                         <w:rFonts w:asciiTheme="majorHAnsi" w:eastAsiaTheme="majorEastAsia" w:hAnsiTheme="majorHAnsi" w:cstheme="majorBidi"/>
                                         <w:caps/>
@@ -128,14 +126,24 @@
                                         <w:sz w:val="64"/>
                                         <w:szCs w:val="64"/>
                                       </w:rPr>
-                                      <w:t>Depuración de código</w:t>
+                                      <w:t>Refactorización</w:t>
+                                    </w:r>
+                                    <w:r>
+                                      <w:rPr>
+                                        <w:rFonts w:asciiTheme="majorHAnsi" w:eastAsiaTheme="majorEastAsia" w:hAnsiTheme="majorHAnsi" w:cstheme="majorBidi"/>
+                                        <w:caps/>
+                                        <w:color w:val="8496B0" w:themeColor="text2" w:themeTint="99"/>
+                                        <w:sz w:val="64"/>
+                                        <w:szCs w:val="64"/>
+                                      </w:rPr>
+                                      <w:t xml:space="preserve"> de código</w:t>
                                     </w:r>
                                   </w:p>
                                 </w:sdtContent>
                               </w:sdt>
                               <w:p>
                                 <w:pPr>
-                                  <w:pStyle w:val="Sinespaciado"/>
+                                  <w:pStyle w:val="NoSpacing"/>
                                   <w:spacing w:before="120"/>
                                   <w:rPr>
                                     <w:color w:val="5B9BD5" w:themeColor="accent1"/>
@@ -156,7 +164,6 @@
                                     <w:dataBinding w:prefixMappings="xmlns:ns0='http://purl.org/dc/elements/1.1/' xmlns:ns1='http://schemas.openxmlformats.org/package/2006/metadata/core-properties' " w:xpath="/ns1:coreProperties[1]/ns0:subject[1]" w:storeItemID="{6C3C8BC8-F283-45AE-878A-BAB7291924A1}"/>
                                     <w:text/>
                                   </w:sdtPr>
-                                  <w:sdtEndPr/>
                                   <w:sdtContent>
                                     <w:r>
                                       <w:rPr>
@@ -192,11 +199,11 @@
               </mc:Choice>
               <mc:Fallback>
                 <w:pict>
-                  <v:shapetype id="_x0000_t202" coordsize="21600,21600" o:spt="202" path="m,l,21600r21600,l21600,xe">
+                  <v:shapetype w14:anchorId="39146CD2" id="_x0000_t202" coordsize="21600,21600" o:spt="202" path="m,l,21600r21600,l21600,xe">
                     <v:stroke joinstyle="miter"/>
                     <v:path gradientshapeok="t" o:connecttype="rect"/>
                   </v:shapetype>
-                  <v:shape id="Cuadro de texto 62" o:spid="_x0000_s1026" type="#_x0000_t202" style="position:absolute;margin-left:0;margin-top:0;width:468pt;height:1in;z-index:251661312;visibility:visible;mso-wrap-style:square;mso-width-percent:765;mso-wrap-distance-left:9pt;mso-wrap-distance-top:0;mso-wrap-distance-right:9pt;mso-wrap-distance-bottom:0;mso-position-horizontal:center;mso-position-horizontal-relative:page;mso-position-vertical:top;mso-position-vertical-relative:margin;mso-width-percent:765;mso-width-relative:page;v-text-anchor:top" o:gfxdata="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" filled="f" stroked="f" strokeweight=".5pt">
+                  <v:shape id="Cuadro de texto 62" o:spid="_x0000_s1026" type="#_x0000_t202" style="position:absolute;margin-left:0;margin-top:0;width:468pt;height:1in;z-index:251661312;visibility:visible;mso-wrap-style:square;mso-width-percent:765;mso-wrap-distance-left:9pt;mso-wrap-distance-top:0;mso-wrap-distance-right:9pt;mso-wrap-distance-bottom:0;mso-position-horizontal:center;mso-position-horizontal-relative:page;mso-position-vertical:top;mso-position-vertical-relative:margin;mso-width-percent:765;mso-width-relative:page;v-text-anchor:top" o:gfxdata="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" filled="f" stroked="f" strokeweight=".5pt">
                     <v:textbox style="mso-fit-shape-to-text:t">
                       <w:txbxContent>
                         <w:sdt>
@@ -223,7 +230,7 @@
                           <w:sdtContent>
                             <w:p>
                               <w:pPr>
-                                <w:pStyle w:val="Sinespaciado"/>
+                                <w:pStyle w:val="NoSpacing"/>
                                 <w:rPr>
                                   <w:rFonts w:asciiTheme="majorHAnsi" w:eastAsiaTheme="majorEastAsia" w:hAnsiTheme="majorHAnsi" w:cstheme="majorBidi"/>
                                   <w:caps/>
@@ -240,14 +247,24 @@
                                   <w:sz w:val="64"/>
                                   <w:szCs w:val="64"/>
                                 </w:rPr>
-                                <w:t>Depuración de código</w:t>
+                                <w:t>Refactorización</w:t>
+                              </w:r>
+                              <w:r>
+                                <w:rPr>
+                                  <w:rFonts w:asciiTheme="majorHAnsi" w:eastAsiaTheme="majorEastAsia" w:hAnsiTheme="majorHAnsi" w:cstheme="majorBidi"/>
+                                  <w:caps/>
+                                  <w:color w:val="8496B0" w:themeColor="text2" w:themeTint="99"/>
+                                  <w:sz w:val="64"/>
+                                  <w:szCs w:val="64"/>
+                                </w:rPr>
+                                <w:t xml:space="preserve"> de código</w:t>
                               </w:r>
                             </w:p>
                           </w:sdtContent>
                         </w:sdt>
                         <w:p>
                           <w:pPr>
-                            <w:pStyle w:val="Sinespaciado"/>
+                            <w:pStyle w:val="NoSpacing"/>
                             <w:spacing w:before="120"/>
                             <w:rPr>
                               <w:color w:val="5B9BD5" w:themeColor="accent1"/>
@@ -303,7 +320,7 @@
             <mc:AlternateContent>
               <mc:Choice Requires="wpg">
                 <w:drawing>
-                  <wp:anchor distT="0" distB="0" distL="114300" distR="114300" simplePos="0" relativeHeight="251660288" behindDoc="1" locked="0" layoutInCell="1" allowOverlap="1">
+                  <wp:anchor distT="0" distB="0" distL="114300" distR="114300" simplePos="0" relativeHeight="251660288" behindDoc="1" locked="0" layoutInCell="1" allowOverlap="1" wp14:anchorId="03ACC13D" wp14:editId="157DEF3E">
                     <wp:simplePos x="0" y="0"/>
                     <mc:AlternateContent>
                       <mc:Choice Requires="wp14">
@@ -836,7 +853,7 @@
             <mc:AlternateContent>
               <mc:Choice Requires="wps">
                 <w:drawing>
-                  <wp:anchor distT="0" distB="0" distL="114300" distR="114300" simplePos="0" relativeHeight="251659264" behindDoc="0" locked="0" layoutInCell="1" allowOverlap="1">
+                  <wp:anchor distT="0" distB="0" distL="114300" distR="114300" simplePos="0" relativeHeight="251659264" behindDoc="0" locked="0" layoutInCell="1" allowOverlap="1" wp14:anchorId="1B4FEC33" wp14:editId="64252FBA">
                     <wp:simplePos x="0" y="0"/>
                     <wp:positionH relativeFrom="page">
                       <wp:align>center</wp:align>
@@ -885,7 +902,7 @@
                             <w:txbxContent>
                               <w:p>
                                 <w:pPr>
-                                  <w:pStyle w:val="Sinespaciado"/>
+                                  <w:pStyle w:val="NoSpacing"/>
                                   <w:jc w:val="right"/>
                                   <w:rPr>
                                     <w:color w:val="5B9BD5" w:themeColor="accent1"/>
@@ -906,7 +923,6 @@
                                     <w:dataBinding w:prefixMappings="xmlns:ns0='http://schemas.openxmlformats.org/officeDocument/2006/extended-properties' " w:xpath="/ns0:Properties[1]/ns0:Company[1]" w:storeItemID="{6668398D-A668-4E3E-A5EB-62B293D839F1}"/>
                                     <w:text/>
                                   </w:sdtPr>
-                                  <w:sdtEndPr/>
                                   <w:sdtContent>
                                     <w:r>
                                       <w:rPr>
@@ -932,11 +948,10 @@
                                   <w:dataBinding w:prefixMappings="xmlns:ns0='http://purl.org/dc/elements/1.1/' xmlns:ns1='http://schemas.openxmlformats.org/package/2006/metadata/core-properties' " w:xpath="/ns1:coreProperties[1]/ns1:category[1]" w:storeItemID="{6C3C8BC8-F283-45AE-878A-BAB7291924A1}"/>
                                   <w:text/>
                                 </w:sdtPr>
-                                <w:sdtEndPr/>
                                 <w:sdtContent>
                                   <w:p>
                                     <w:pPr>
-                                      <w:pStyle w:val="Sinespaciado"/>
+                                      <w:pStyle w:val="NoSpacing"/>
                                       <w:jc w:val="right"/>
                                       <w:rPr>
                                         <w:color w:val="5B9BD5" w:themeColor="accent1"/>
@@ -977,12 +992,12 @@
               </mc:Choice>
               <mc:Fallback>
                 <w:pict>
-                  <v:shape id="Cuadro de texto 69" o:spid="_x0000_s1027" type="#_x0000_t202" style="position:absolute;margin-left:0;margin-top:0;width:468pt;height:29.5pt;z-index:251659264;visibility:visible;mso-wrap-style:square;mso-width-percent:765;mso-height-percent:0;mso-wrap-distance-left:9pt;mso-wrap-distance-top:0;mso-wrap-distance-right:9pt;mso-wrap-distance-bottom:0;mso-position-horizontal:center;mso-position-horizontal-relative:page;mso-position-vertical:bottom;mso-position-vertical-relative:margin;mso-width-percent:765;mso-height-percent:0;mso-width-relative:page;mso-height-relative:margin;v-text-anchor:bottom" o:gfxdata="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" filled="f" stroked="f" strokeweight=".5pt">
+                  <v:shape w14:anchorId="1B4FEC33" id="Cuadro de texto 69" o:spid="_x0000_s1027" type="#_x0000_t202" style="position:absolute;margin-left:0;margin-top:0;width:468pt;height:29.5pt;z-index:251659264;visibility:visible;mso-wrap-style:square;mso-width-percent:765;mso-height-percent:0;mso-wrap-distance-left:9pt;mso-wrap-distance-top:0;mso-wrap-distance-right:9pt;mso-wrap-distance-bottom:0;mso-position-horizontal:center;mso-position-horizontal-relative:page;mso-position-vertical:bottom;mso-position-vertical-relative:margin;mso-width-percent:765;mso-height-percent:0;mso-width-relative:page;mso-height-relative:margin;v-text-anchor:bottom" o:gfxdata="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" filled="f" stroked="f" strokeweight=".5pt">
                     <v:textbox style="mso-fit-shape-to-text:t" inset="0,0,0,0">
                       <w:txbxContent>
                         <w:p>
                           <w:pPr>
-                            <w:pStyle w:val="Sinespaciado"/>
+                            <w:pStyle w:val="NoSpacing"/>
                             <w:jc w:val="right"/>
                             <w:rPr>
                               <w:color w:val="5B9BD5" w:themeColor="accent1"/>
@@ -1031,7 +1046,7 @@
                           <w:sdtContent>
                             <w:p>
                               <w:pPr>
-                                <w:pStyle w:val="Sinespaciado"/>
+                                <w:pStyle w:val="NoSpacing"/>
                                 <w:jc w:val="right"/>
                                 <w:rPr>
                                   <w:color w:val="5B9BD5" w:themeColor="accent1"/>
@@ -1090,7 +1105,7 @@
       <w:sdtContent>
         <w:p>
           <w:pPr>
-            <w:pStyle w:val="TtuloTDC"/>
+            <w:pStyle w:val="TOCHeading"/>
           </w:pPr>
           <w:r>
             <w:t>Contenido</w:t>
@@ -1098,14 +1113,18 @@
         </w:p>
         <w:p>
           <w:pPr>
-            <w:pStyle w:val="TDC1"/>
+            <w:pStyle w:val="TOC1"/>
             <w:tabs>
               <w:tab w:val="right" w:leader="dot" w:pos="8494"/>
             </w:tabs>
             <w:rPr>
               <w:rFonts w:eastAsiaTheme="minorEastAsia"/>
               <w:noProof/>
-              <w:lang w:eastAsia="es-ES"/>
+              <w:kern w:val="2"/>
+              <w:sz w:val="24"/>
+              <w:szCs w:val="24"/>
+              <w:lang w:val="en-GB" w:eastAsia="en-GB"/>
+              <w14:ligatures w14:val="standardContextual"/>
             </w:rPr>
           </w:pPr>
           <w:r>
@@ -1117,10 +1136,10 @@
           <w:r>
             <w:fldChar w:fldCharType="separate"/>
           </w:r>
-          <w:hyperlink w:anchor="_Toc221270412" w:history="1">
-            <w:r>
-              <w:rPr>
-                <w:rStyle w:val="Hipervnculo"/>
+          <w:hyperlink w:anchor="_Toc224510934" w:history="1">
+            <w:r>
+              <w:rPr>
+                <w:rStyle w:val="Hyperlink"/>
                 <w:noProof/>
               </w:rPr>
               <w:t>Introducción</w:t>
@@ -1144,7 +1163,7 @@
                 <w:noProof/>
                 <w:webHidden/>
               </w:rPr>
-              <w:instrText xml:space="preserve"> PAGEREF _Toc221270412 \h </w:instrText>
+              <w:instrText xml:space="preserve"> PAGEREF _Toc224510934 \h </w:instrText>
             </w:r>
             <w:r>
               <w:rPr>
@@ -1177,20 +1196,24 @@
         </w:p>
         <w:p>
           <w:pPr>
-            <w:pStyle w:val="TDC1"/>
+            <w:pStyle w:val="TOC1"/>
             <w:tabs>
               <w:tab w:val="right" w:leader="dot" w:pos="8494"/>
             </w:tabs>
             <w:rPr>
               <w:rFonts w:eastAsiaTheme="minorEastAsia"/>
               <w:noProof/>
-              <w:lang w:eastAsia="es-ES"/>
+              <w:kern w:val="2"/>
+              <w:sz w:val="24"/>
+              <w:szCs w:val="24"/>
+              <w:lang w:val="en-GB" w:eastAsia="en-GB"/>
+              <w14:ligatures w14:val="standardContextual"/>
             </w:rPr>
           </w:pPr>
-          <w:hyperlink w:anchor="_Toc221270413" w:history="1">
-            <w:r>
-              <w:rPr>
-                <w:rStyle w:val="Hipervnculo"/>
+          <w:hyperlink w:anchor="_Toc224510935" w:history="1">
+            <w:r>
+              <w:rPr>
+                <w:rStyle w:val="Hyperlink"/>
                 <w:noProof/>
               </w:rPr>
               <w:t>Desarrollo</w:t>
@@ -1214,7 +1237,7 @@
                 <w:noProof/>
                 <w:webHidden/>
               </w:rPr>
-              <w:instrText xml:space="preserve"> PAGEREF _Toc221270413 \h </w:instrText>
+              <w:instrText xml:space="preserve"> PAGEREF _Toc224510935 \h </w:instrText>
             </w:r>
             <w:r>
               <w:rPr>
@@ -1247,21 +1270,25 @@
         </w:p>
         <w:p>
           <w:pPr>
-            <w:pStyle w:val="TDC2"/>
+            <w:pStyle w:val="TOC2"/>
             <w:tabs>
-              <w:tab w:val="left" w:pos="660"/>
+              <w:tab w:val="left" w:pos="720"/>
               <w:tab w:val="right" w:leader="dot" w:pos="8494"/>
             </w:tabs>
             <w:rPr>
               <w:rFonts w:eastAsiaTheme="minorEastAsia"/>
               <w:noProof/>
-              <w:lang w:eastAsia="es-ES"/>
+              <w:kern w:val="2"/>
+              <w:sz w:val="24"/>
+              <w:szCs w:val="24"/>
+              <w:lang w:val="en-GB" w:eastAsia="en-GB"/>
+              <w14:ligatures w14:val="standardContextual"/>
             </w:rPr>
           </w:pPr>
-          <w:hyperlink w:anchor="_Toc221270414" w:history="1">
-            <w:r>
-              <w:rPr>
-                <w:rStyle w:val="Hipervnculo"/>
+          <w:hyperlink w:anchor="_Toc224510936" w:history="1">
+            <w:r>
+              <w:rPr>
+                <w:rStyle w:val="Hyperlink"/>
                 <w:noProof/>
               </w:rPr>
               <w:t>1.</w:t>
@@ -1270,16 +1297,20 @@
               <w:rPr>
                 <w:rFonts w:eastAsiaTheme="minorEastAsia"/>
                 <w:noProof/>
-                <w:lang w:eastAsia="es-ES"/>
+                <w:kern w:val="2"/>
+                <w:sz w:val="24"/>
+                <w:szCs w:val="24"/>
+                <w:lang w:val="en-GB" w:eastAsia="en-GB"/>
+                <w14:ligatures w14:val="standardContextual"/>
               </w:rPr>
               <w:tab/>
             </w:r>
             <w:r>
               <w:rPr>
-                <w:rStyle w:val="Hipervnculo"/>
-                <w:noProof/>
-              </w:rPr>
-              <w:t>Selección de líneas a depurar</w:t>
+                <w:rStyle w:val="Hyperlink"/>
+                <w:noProof/>
+              </w:rPr>
+              <w:t>Eliminación de Código no deseado</w:t>
             </w:r>
             <w:r>
               <w:rPr>
@@ -1300,7 +1331,7 @@
                 <w:noProof/>
                 <w:webHidden/>
               </w:rPr>
-              <w:instrText xml:space="preserve"> PAGEREF _Toc221270414 \h </w:instrText>
+              <w:instrText xml:space="preserve"> PAGEREF _Toc224510936 \h </w:instrText>
             </w:r>
             <w:r>
               <w:rPr>
@@ -1333,21 +1364,25 @@
         </w:p>
         <w:p>
           <w:pPr>
-            <w:pStyle w:val="TDC2"/>
+            <w:pStyle w:val="TOC2"/>
             <w:tabs>
-              <w:tab w:val="left" w:pos="660"/>
+              <w:tab w:val="left" w:pos="720"/>
               <w:tab w:val="right" w:leader="dot" w:pos="8494"/>
             </w:tabs>
             <w:rPr>
               <w:rFonts w:eastAsiaTheme="minorEastAsia"/>
               <w:noProof/>
-              <w:lang w:eastAsia="es-ES"/>
+              <w:kern w:val="2"/>
+              <w:sz w:val="24"/>
+              <w:szCs w:val="24"/>
+              <w:lang w:val="en-GB" w:eastAsia="en-GB"/>
+              <w14:ligatures w14:val="standardContextual"/>
             </w:rPr>
           </w:pPr>
-          <w:hyperlink w:anchor="_Toc221270415" w:history="1">
-            <w:r>
-              <w:rPr>
-                <w:rStyle w:val="Hipervnculo"/>
+          <w:hyperlink w:anchor="_Toc224510937" w:history="1">
+            <w:r>
+              <w:rPr>
+                <w:rStyle w:val="Hyperlink"/>
                 <w:noProof/>
               </w:rPr>
               <w:t>2.</w:t>
@@ -1356,16 +1391,20 @@
               <w:rPr>
                 <w:rFonts w:eastAsiaTheme="minorEastAsia"/>
                 <w:noProof/>
-                <w:lang w:eastAsia="es-ES"/>
+                <w:kern w:val="2"/>
+                <w:sz w:val="24"/>
+                <w:szCs w:val="24"/>
+                <w:lang w:val="en-GB" w:eastAsia="en-GB"/>
+                <w14:ligatures w14:val="standardContextual"/>
               </w:rPr>
               <w:tab/>
             </w:r>
             <w:r>
               <w:rPr>
-                <w:rStyle w:val="Hipervnculo"/>
-                <w:noProof/>
-              </w:rPr>
-              <w:t>Inicio del Debug</w:t>
+                <w:rStyle w:val="Hyperlink"/>
+                <w:noProof/>
+              </w:rPr>
+              <w:t>Refactorización de Código repetido</w:t>
             </w:r>
             <w:r>
               <w:rPr>
@@ -1386,7 +1425,7 @@
                 <w:noProof/>
                 <w:webHidden/>
               </w:rPr>
-              <w:instrText xml:space="preserve"> PAGEREF _Toc221270415 \h </w:instrText>
+              <w:instrText xml:space="preserve"> PAGEREF _Toc224510937 \h </w:instrText>
             </w:r>
             <w:r>
               <w:rPr>
@@ -1406,77 +1445,7 @@
                 <w:noProof/>
                 <w:webHidden/>
               </w:rPr>
-              <w:t>5</w:t>
-            </w:r>
-            <w:r>
-              <w:rPr>
-                <w:noProof/>
-                <w:webHidden/>
-              </w:rPr>
-              <w:fldChar w:fldCharType="end"/>
-            </w:r>
-          </w:hyperlink>
-        </w:p>
-        <w:p>
-          <w:pPr>
-            <w:pStyle w:val="TDC1"/>
-            <w:tabs>
-              <w:tab w:val="right" w:leader="dot" w:pos="8494"/>
-            </w:tabs>
-            <w:rPr>
-              <w:rFonts w:eastAsiaTheme="minorEastAsia"/>
-              <w:noProof/>
-              <w:lang w:eastAsia="es-ES"/>
-            </w:rPr>
-          </w:pPr>
-          <w:hyperlink w:anchor="_Toc221270416" w:history="1">
-            <w:r>
-              <w:rPr>
-                <w:rStyle w:val="Hipervnculo"/>
-                <w:noProof/>
-              </w:rPr>
-              <w:t>Conclusiones</w:t>
-            </w:r>
-            <w:r>
-              <w:rPr>
-                <w:noProof/>
-                <w:webHidden/>
-              </w:rPr>
-              <w:tab/>
-            </w:r>
-            <w:r>
-              <w:rPr>
-                <w:noProof/>
-                <w:webHidden/>
-              </w:rPr>
-              <w:fldChar w:fldCharType="begin"/>
-            </w:r>
-            <w:r>
-              <w:rPr>
-                <w:noProof/>
-                <w:webHidden/>
-              </w:rPr>
-              <w:instrText xml:space="preserve"> PAGEREF _Toc221270416 \h </w:instrText>
-            </w:r>
-            <w:r>
-              <w:rPr>
-                <w:noProof/>
-                <w:webHidden/>
-              </w:rPr>
-            </w:r>
-            <w:r>
-              <w:rPr>
-                <w:noProof/>
-                <w:webHidden/>
-              </w:rPr>
-              <w:fldChar w:fldCharType="separate"/>
-            </w:r>
-            <w:r>
-              <w:rPr>
-                <w:noProof/>
-                <w:webHidden/>
-              </w:rPr>
-              <w:t>15</w:t>
+              <w:t>4</w:t>
             </w:r>
             <w:r>
               <w:rPr>
@@ -1506,89 +1475,73 @@
     </w:p>
     <w:p>
       <w:pPr>
-        <w:pStyle w:val="Ttulo1"/>
+        <w:pStyle w:val="Heading1"/>
       </w:pPr>
-      <w:bookmarkStart w:id="1" w:name="_Toc221270412"/>
+      <w:bookmarkStart w:id="0" w:name="_Toc224510934"/>
       <w:r>
         <w:lastRenderedPageBreak/>
         <w:t>Introducción</w:t>
+      </w:r>
+      <w:bookmarkEnd w:id="0"/>
+    </w:p>
+    <w:p/>
+    <w:p>
+      <w:r>
+        <w:t xml:space="preserve">Para esta práctica, vamos a ver un par de funciones dentro de antiguos proyectos de Java donde podamos hacer refactorización de código, tomar el código repetido y limpiarlo para hacerlo más utilizable y que ocupe menos espacio, mejorando la legibilidad </w:t>
+      </w:r>
+      <w:proofErr w:type="gramStart"/>
+      <w:r>
+        <w:t>del mismo</w:t>
+      </w:r>
+      <w:proofErr w:type="gramEnd"/>
+      <w:r>
+        <w:t>.</w:t>
+      </w:r>
+    </w:p>
+    <w:p>
+      <w:r>
+        <w:br w:type="page"/>
+      </w:r>
+    </w:p>
+    <w:p>
+      <w:pPr>
+        <w:pStyle w:val="Heading1"/>
+      </w:pPr>
+      <w:bookmarkStart w:id="1" w:name="_Toc224510935"/>
+      <w:r>
+        <w:lastRenderedPageBreak/>
+        <w:t>Desarrollo</w:t>
       </w:r>
       <w:bookmarkEnd w:id="1"/>
     </w:p>
     <w:p/>
     <w:p>
-      <w:r>
-        <w:t xml:space="preserve">En este documento, vamos a realizar una actualización sobre cómo el código de nuestros programas se ejecuta, siguiendo a través de la herramienta de </w:t>
-      </w:r>
-      <w:proofErr w:type="spellStart"/>
-      <w:r>
-        <w:t>debuggear</w:t>
-      </w:r>
-      <w:proofErr w:type="spellEnd"/>
-      <w:r>
-        <w:t xml:space="preserve"> en </w:t>
-      </w:r>
-      <w:proofErr w:type="spellStart"/>
-      <w:r>
-        <w:t>IntelliJ</w:t>
-      </w:r>
-      <w:proofErr w:type="spellEnd"/>
-      <w:r>
-        <w:t xml:space="preserve"> cómo van cambiando nuestras variables.</w:t>
-      </w:r>
-    </w:p>
-    <w:p>
-      <w:r>
-        <w:t>Para esto, vamos a escoger el trabajo más reciente que nosotros tenemos, que es el de Ficheros UNICODE.</w:t>
-      </w:r>
-    </w:p>
-    <w:p>
-      <w:r>
-        <w:br w:type="page"/>
-      </w:r>
-    </w:p>
-    <w:p>
       <w:pPr>
-        <w:pStyle w:val="Ttulo1"/>
-      </w:pPr>
-      <w:bookmarkStart w:id="2" w:name="_Toc221270413"/>
-      <w:r>
-        <w:lastRenderedPageBreak/>
-        <w:t>Desarrollo</w:t>
-      </w:r>
-      <w:bookmarkEnd w:id="2"/>
-    </w:p>
-    <w:p/>
-    <w:p>
-      <w:pPr>
-        <w:pStyle w:val="Ttulo2"/>
+        <w:pStyle w:val="Heading2"/>
         <w:numPr>
           <w:ilvl w:val="0"/>
           <w:numId w:val="1"/>
         </w:numPr>
       </w:pPr>
-      <w:bookmarkStart w:id="3" w:name="_Toc221270414"/>
-      <w:r>
-        <w:t>Selección de líneas a depurar</w:t>
-      </w:r>
-      <w:bookmarkEnd w:id="3"/>
+      <w:bookmarkStart w:id="2" w:name="_Toc224510936"/>
+      <w:r>
+        <w:t>Eliminación de Código no deseado</w:t>
+      </w:r>
+      <w:bookmarkEnd w:id="2"/>
+    </w:p>
+    <w:p/>
+    <w:p>
+      <w:r>
+        <w:t>En este programa en Java, tenemos el siguiente código sin usar que se queda guardado después de un inicial intento de querer tener un sistema de confirmación si desea guardar o no.</w:t>
+      </w:r>
     </w:p>
     <w:p>
       <w:r>
-        <w:t>Empezamos abriendo nuestro programa en el IDE.</w:t>
-      </w:r>
-    </w:p>
-    <w:p>
-      <w:r>
-        <w:rPr>
-          <w:noProof/>
-          <w:lang w:eastAsia="es-ES"/>
-        </w:rPr>
         <w:drawing>
-          <wp:inline distT="0" distB="0" distL="0" distR="0" wp14:anchorId="1227C1CD" wp14:editId="1A429683">
-            <wp:extent cx="5400040" cy="1798955"/>
-            <wp:effectExtent l="0" t="0" r="0" b="0"/>
-            <wp:docPr id="1" name="Imagen 1"/>
+          <wp:inline distT="0" distB="0" distL="0" distR="0" wp14:anchorId="4D19BDE5" wp14:editId="250044B2">
+            <wp:extent cx="5400040" cy="2284730"/>
+            <wp:effectExtent l="0" t="0" r="0" b="1270"/>
+            <wp:docPr id="1652160753" name="Picture 1"/>
             <wp:cNvGraphicFramePr>
               <a:graphicFrameLocks xmlns:a="http://schemas.openxmlformats.org/drawingml/2006/main" noChangeAspect="1"/>
             </wp:cNvGraphicFramePr>
@@ -1596,7 +1549,7 @@
               <a:graphicData uri="http://schemas.openxmlformats.org/drawingml/2006/picture">
                 <pic:pic xmlns:pic="http://schemas.openxmlformats.org/drawingml/2006/picture">
                   <pic:nvPicPr>
-                    <pic:cNvPr id="1" name=""/>
+                    <pic:cNvPr id="1652160753" name=""/>
                     <pic:cNvPicPr/>
                   </pic:nvPicPr>
                   <pic:blipFill>
@@ -1608,7 +1561,7 @@
                   <pic:spPr>
                     <a:xfrm>
                       <a:off x="0" y="0"/>
-                      <a:ext cx="5400040" cy="1798955"/>
+                      <a:ext cx="5400040" cy="2284730"/>
                     </a:xfrm>
                     <a:prstGeom prst="rect">
                       <a:avLst/>
@@ -1623,25 +1576,34 @@
     </w:p>
     <w:p>
       <w:r>
-        <w:t>Y ahora, desde aquí, vamos a decidir dónde vamos a parar.</w:t>
+        <w:t xml:space="preserve">Podemos hacer </w:t>
+      </w:r>
+      <w:proofErr w:type="spellStart"/>
+      <w:proofErr w:type="gramStart"/>
+      <w:r>
+        <w:t>click</w:t>
+      </w:r>
+      <w:proofErr w:type="spellEnd"/>
+      <w:proofErr w:type="gramEnd"/>
+      <w:r>
+        <w:t xml:space="preserve"> en “</w:t>
+      </w:r>
+      <w:proofErr w:type="spellStart"/>
+      <w:r>
+        <w:t>Remove</w:t>
+      </w:r>
+      <w:proofErr w:type="spellEnd"/>
+      <w:r>
+        <w:t xml:space="preserve"> Local Variable” para quitar esta variable de todos los lugares de donde está definida.</w:t>
       </w:r>
     </w:p>
     <w:p>
       <w:r>
-        <w:t>Para estas paradas, vamos a escoger las siguientes líneas de código:</w:t>
-      </w:r>
-    </w:p>
-    <w:p>
-      <w:r>
-        <w:rPr>
-          <w:noProof/>
-          <w:lang w:eastAsia="es-ES"/>
-        </w:rPr>
         <w:drawing>
-          <wp:inline distT="0" distB="0" distL="0" distR="0" wp14:anchorId="0794EC8C" wp14:editId="774358E0">
-            <wp:extent cx="5400040" cy="471805"/>
-            <wp:effectExtent l="0" t="0" r="0" b="4445"/>
-            <wp:docPr id="2" name="Imagen 2"/>
+          <wp:inline distT="0" distB="0" distL="0" distR="0" wp14:anchorId="5A5F7466" wp14:editId="1B014ADE">
+            <wp:extent cx="4372585" cy="2324424"/>
+            <wp:effectExtent l="0" t="0" r="9525" b="0"/>
+            <wp:docPr id="1426532339" name="Picture 1"/>
             <wp:cNvGraphicFramePr>
               <a:graphicFrameLocks xmlns:a="http://schemas.openxmlformats.org/drawingml/2006/main" noChangeAspect="1"/>
             </wp:cNvGraphicFramePr>
@@ -1649,7 +1611,7 @@
               <a:graphicData uri="http://schemas.openxmlformats.org/drawingml/2006/picture">
                 <pic:pic xmlns:pic="http://schemas.openxmlformats.org/drawingml/2006/picture">
                   <pic:nvPicPr>
-                    <pic:cNvPr id="1" name=""/>
+                    <pic:cNvPr id="1426532339" name=""/>
                     <pic:cNvPicPr/>
                   </pic:nvPicPr>
                   <pic:blipFill>
@@ -1661,7 +1623,7 @@
                   <pic:spPr>
                     <a:xfrm>
                       <a:off x="0" y="0"/>
-                      <a:ext cx="5400040" cy="471805"/>
+                      <a:ext cx="4372585" cy="2324424"/>
                     </a:xfrm>
                     <a:prstGeom prst="rect">
                       <a:avLst/>
@@ -1676,26 +1638,40 @@
     </w:p>
     <w:p>
       <w:r>
-        <w:t xml:space="preserve">Cómo se crea el </w:t>
-      </w:r>
-      <w:proofErr w:type="spellStart"/>
-      <w:r>
-        <w:t>LinkedHashMap</w:t>
-      </w:r>
-      <w:proofErr w:type="spellEnd"/>
+        <w:t>¡Y listo! Como se puede ver, usar esta función de IntelliJ permite quitar de todos los lugares de donde se esté usando esta variable de forma casi instantánea. Este tipo de medidas nos ahorran tiempo.</w:t>
+      </w:r>
+    </w:p>
+    <w:p/>
+    <w:p/>
+    <w:p/>
+    <w:p>
+      <w:pPr>
+        <w:pStyle w:val="Heading2"/>
+        <w:numPr>
+          <w:ilvl w:val="0"/>
+          <w:numId w:val="1"/>
+        </w:numPr>
+      </w:pPr>
+      <w:bookmarkStart w:id="3" w:name="_Toc224510937"/>
+      <w:r>
+        <w:lastRenderedPageBreak/>
+        <w:t>Refactorización de Código repetido</w:t>
+      </w:r>
+      <w:bookmarkEnd w:id="3"/>
+    </w:p>
+    <w:p/>
+    <w:p>
+      <w:r>
+        <w:t>Con esto visto, ahora vamos a buscar una pieza de código que se repita por varias partes, y que podamos factorizar o hacer factor común.</w:t>
+      </w:r>
     </w:p>
     <w:p>
       <w:r>
-        <w:rPr>
-          <w:noProof/>
-          <w:lang w:eastAsia="es-ES"/>
-        </w:rPr>
-        <w:lastRenderedPageBreak/>
         <w:drawing>
-          <wp:inline distT="0" distB="0" distL="0" distR="0" wp14:anchorId="6DB5750B" wp14:editId="655827F2">
-            <wp:extent cx="5399601" cy="4389120"/>
-            <wp:effectExtent l="0" t="0" r="0" b="0"/>
-            <wp:docPr id="3" name="Imagen 3"/>
+          <wp:inline distT="0" distB="0" distL="0" distR="0" wp14:anchorId="5BA0DE15" wp14:editId="6BA1DE59">
+            <wp:extent cx="5400040" cy="4908550"/>
+            <wp:effectExtent l="0" t="0" r="0" b="6350"/>
+            <wp:docPr id="1394957284" name="Picture 1"/>
             <wp:cNvGraphicFramePr>
               <a:graphicFrameLocks xmlns:a="http://schemas.openxmlformats.org/drawingml/2006/main" noChangeAspect="1"/>
             </wp:cNvGraphicFramePr>
@@ -1703,7 +1679,7 @@
               <a:graphicData uri="http://schemas.openxmlformats.org/drawingml/2006/picture">
                 <pic:pic xmlns:pic="http://schemas.openxmlformats.org/drawingml/2006/picture">
                   <pic:nvPicPr>
-                    <pic:cNvPr id="1" name=""/>
+                    <pic:cNvPr id="1394957284" name=""/>
                     <pic:cNvPicPr/>
                   </pic:nvPicPr>
                   <pic:blipFill>
@@ -1715,7 +1691,7 @@
                   <pic:spPr>
                     <a:xfrm>
                       <a:off x="0" y="0"/>
-                      <a:ext cx="5401148" cy="4390378"/>
+                      <a:ext cx="5400040" cy="4908550"/>
                     </a:xfrm>
                     <a:prstGeom prst="rect">
                       <a:avLst/>
@@ -1730,25 +1706,56 @@
     </w:p>
     <w:p>
       <w:r>
-        <w:t>Cómo se abre y se leen los archivos que nuestro programa trabaja con.</w:t>
+        <w:t xml:space="preserve">Tenemos este código, que es similar entre sí, el único detalle que cambia es que se usa en el </w:t>
+      </w:r>
+      <w:proofErr w:type="spellStart"/>
+      <w:r>
+        <w:t>Enum</w:t>
+      </w:r>
+      <w:proofErr w:type="spellEnd"/>
+      <w:r>
+        <w:t xml:space="preserve"> </w:t>
+      </w:r>
+      <w:proofErr w:type="spellStart"/>
+      <w:r>
+        <w:t>GeneroPeli</w:t>
+      </w:r>
+      <w:proofErr w:type="spellEnd"/>
+      <w:r>
+        <w:t xml:space="preserve"> en uno, y </w:t>
+      </w:r>
+      <w:proofErr w:type="spellStart"/>
+      <w:r>
+        <w:t>GeneroVideoJuego</w:t>
+      </w:r>
+      <w:proofErr w:type="spellEnd"/>
+      <w:r>
+        <w:t xml:space="preserve"> en el otro.</w:t>
+      </w:r>
+      <w:r>
+        <w:br/>
+      </w:r>
+      <w:r>
+        <w:br/>
+        <w:t xml:space="preserve">Para esto, podemos usar una función genérica para Java a la hora de insertar variables, pero una solución más sencilla, es pasarle los valores de rango que un </w:t>
+      </w:r>
+      <w:proofErr w:type="spellStart"/>
+      <w:r>
+        <w:t>loop</w:t>
+      </w:r>
+      <w:proofErr w:type="spellEnd"/>
+      <w:r>
+        <w:t xml:space="preserve"> deberá de cumplir.</w:t>
       </w:r>
     </w:p>
     <w:p>
       <w:r>
-        <w:t>También:</w:t>
-      </w:r>
-    </w:p>
-    <w:p>
-      <w:r>
-        <w:rPr>
-          <w:noProof/>
-          <w:lang w:eastAsia="es-ES"/>
-        </w:rPr>
+        <w:lastRenderedPageBreak/>
         <w:drawing>
-          <wp:inline distT="0" distB="0" distL="0" distR="0" wp14:anchorId="02015FFC" wp14:editId="09CBFDB3">
-            <wp:extent cx="5400040" cy="1120140"/>
-            <wp:effectExtent l="0" t="0" r="0" b="3810"/>
-            <wp:docPr id="4" name="Imagen 4"/>
+          <wp:inline distT="0" distB="0" distL="0" distR="0" wp14:anchorId="4ADBDC12" wp14:editId="7B00D9B1">
+            <wp:extent cx="5400040" cy="3093720"/>
+            <wp:effectExtent l="0" t="0" r="0" b="0"/>
+            <wp:docPr id="1580122760" name="Picture 1"/>
             <wp:cNvGraphicFramePr>
               <a:graphicFrameLocks xmlns:a="http://schemas.openxmlformats.org/drawingml/2006/main" noChangeAspect="1"/>
             </wp:cNvGraphicFramePr>
@@ -1756,7 +1763,7 @@
               <a:graphicData uri="http://schemas.openxmlformats.org/drawingml/2006/picture">
                 <pic:pic xmlns:pic="http://schemas.openxmlformats.org/drawingml/2006/picture">
                   <pic:nvPicPr>
-                    <pic:cNvPr id="1" name=""/>
+                    <pic:cNvPr id="1580122760" name=""/>
                     <pic:cNvPicPr/>
                   </pic:nvPicPr>
                   <pic:blipFill>
@@ -1768,7 +1775,7 @@
                   <pic:spPr>
                     <a:xfrm>
                       <a:off x="0" y="0"/>
-                      <a:ext cx="5400040" cy="1120140"/>
+                      <a:ext cx="5400040" cy="3093720"/>
                     </a:xfrm>
                     <a:prstGeom prst="rect">
                       <a:avLst/>
@@ -1783,20 +1790,24 @@
     </w:p>
     <w:p>
       <w:r>
-        <w:t>Cómo se crea un producto incluso a medida que se le dan inputs incorrectos.</w:t>
+        <w:t xml:space="preserve">Para realizar esto, vamos a ir a </w:t>
+      </w:r>
+      <w:proofErr w:type="spellStart"/>
+      <w:r>
+        <w:t>refactor</w:t>
+      </w:r>
+      <w:proofErr w:type="spellEnd"/>
+      <w:r>
+        <w:t xml:space="preserve"> y a extraer método.</w:t>
       </w:r>
     </w:p>
     <w:p>
       <w:r>
-        <w:rPr>
-          <w:noProof/>
-          <w:lang w:eastAsia="es-ES"/>
-        </w:rPr>
         <w:drawing>
-          <wp:inline distT="0" distB="0" distL="0" distR="0" wp14:anchorId="71D06384" wp14:editId="6286A538">
-            <wp:extent cx="5400040" cy="1267460"/>
-            <wp:effectExtent l="0" t="0" r="0" b="8890"/>
-            <wp:docPr id="5" name="Imagen 5"/>
+          <wp:inline distT="0" distB="0" distL="0" distR="0" wp14:anchorId="0B028278" wp14:editId="56E439A1">
+            <wp:extent cx="5400040" cy="2119630"/>
+            <wp:effectExtent l="0" t="0" r="0" b="0"/>
+            <wp:docPr id="1611082451" name="Picture 1"/>
             <wp:cNvGraphicFramePr>
               <a:graphicFrameLocks xmlns:a="http://schemas.openxmlformats.org/drawingml/2006/main" noChangeAspect="1"/>
             </wp:cNvGraphicFramePr>
@@ -1804,7 +1815,7 @@
               <a:graphicData uri="http://schemas.openxmlformats.org/drawingml/2006/picture">
                 <pic:pic xmlns:pic="http://schemas.openxmlformats.org/drawingml/2006/picture">
                   <pic:nvPicPr>
-                    <pic:cNvPr id="1" name=""/>
+                    <pic:cNvPr id="1611082451" name=""/>
                     <pic:cNvPicPr/>
                   </pic:nvPicPr>
                   <pic:blipFill>
@@ -1816,7 +1827,7 @@
                   <pic:spPr>
                     <a:xfrm>
                       <a:off x="0" y="0"/>
-                      <a:ext cx="5400040" cy="1267460"/>
+                      <a:ext cx="5400040" cy="2119630"/>
                     </a:xfrm>
                     <a:prstGeom prst="rect">
                       <a:avLst/>
@@ -1828,45 +1839,20 @@
           </wp:inline>
         </w:drawing>
       </w:r>
-      <w:r>
-        <w:t>Parando muy al final.</w:t>
-      </w:r>
     </w:p>
-    <w:p/>
-    <w:p/>
-    <w:p/>
     <w:p>
-      <w:pPr>
-        <w:pStyle w:val="Ttulo2"/>
-        <w:numPr>
-          <w:ilvl w:val="0"/>
-          <w:numId w:val="1"/>
-        </w:numPr>
-      </w:pPr>
-      <w:bookmarkStart w:id="4" w:name="_Toc221270415"/>
-      <w:r>
-        <w:lastRenderedPageBreak/>
-        <w:t xml:space="preserve">Inicio del </w:t>
-      </w:r>
-      <w:proofErr w:type="spellStart"/>
-      <w:r>
-        <w:t>Debug</w:t>
-      </w:r>
-      <w:bookmarkEnd w:id="4"/>
-      <w:proofErr w:type="spellEnd"/>
-    </w:p>
-    <w:p/>
-    <w:p>
-      <w:r>
-        <w:rPr>
-          <w:noProof/>
-          <w:lang w:eastAsia="es-ES"/>
-        </w:rPr>
+      <w:r>
+        <w:t>Y nos pregunta realizar el cambio. IntelliJ está detectando que es un factor común la longitud del artículo, por lo que le damos a realizar cambios.</w:t>
+      </w:r>
+      <w:r>
+        <w:br/>
+      </w:r>
+      <w:r>
         <w:drawing>
-          <wp:inline distT="0" distB="0" distL="0" distR="0" wp14:anchorId="627D4403" wp14:editId="7AA70BCA">
-            <wp:extent cx="3791479" cy="800212"/>
-            <wp:effectExtent l="0" t="0" r="0" b="0"/>
-            <wp:docPr id="6" name="Imagen 6"/>
+          <wp:inline distT="0" distB="0" distL="0" distR="0" wp14:anchorId="046011C6" wp14:editId="3A51059E">
+            <wp:extent cx="5400040" cy="1939925"/>
+            <wp:effectExtent l="0" t="0" r="0" b="3175"/>
+            <wp:docPr id="509456121" name="Picture 1"/>
             <wp:cNvGraphicFramePr>
               <a:graphicFrameLocks xmlns:a="http://schemas.openxmlformats.org/drawingml/2006/main" noChangeAspect="1"/>
             </wp:cNvGraphicFramePr>
@@ -1874,7 +1860,7 @@
               <a:graphicData uri="http://schemas.openxmlformats.org/drawingml/2006/picture">
                 <pic:pic xmlns:pic="http://schemas.openxmlformats.org/drawingml/2006/picture">
                   <pic:nvPicPr>
-                    <pic:cNvPr id="1" name=""/>
+                    <pic:cNvPr id="509456121" name=""/>
                     <pic:cNvPicPr/>
                   </pic:nvPicPr>
                   <pic:blipFill>
@@ -1886,7 +1872,7 @@
                   <pic:spPr>
                     <a:xfrm>
                       <a:off x="0" y="0"/>
-                      <a:ext cx="3791479" cy="800212"/>
+                      <a:ext cx="5400040" cy="1939925"/>
                     </a:xfrm>
                     <a:prstGeom prst="rect">
                       <a:avLst/>
@@ -1901,36 +1887,17 @@
     </w:p>
     <w:p>
       <w:r>
-        <w:t xml:space="preserve">Con los errores marcados, iniciamos el programa dándole </w:t>
-      </w:r>
-      <w:proofErr w:type="spellStart"/>
-      <w:r>
-        <w:t>click</w:t>
-      </w:r>
-      <w:proofErr w:type="spellEnd"/>
-      <w:r>
-        <w:t xml:space="preserve"> a </w:t>
-      </w:r>
-      <w:proofErr w:type="spellStart"/>
-      <w:r>
-        <w:t>Debug</w:t>
-      </w:r>
-      <w:proofErr w:type="spellEnd"/>
-      <w:r>
-        <w:t>.</w:t>
+        <w:t>Y después de esto, nos pregunta si queremos reemplazar esta ocurrencia aquí, a lo que le decimos que sí.</w:t>
       </w:r>
     </w:p>
     <w:p>
       <w:r>
-        <w:rPr>
-          <w:noProof/>
-          <w:lang w:eastAsia="es-ES"/>
-        </w:rPr>
+        <w:lastRenderedPageBreak/>
         <w:drawing>
-          <wp:inline distT="0" distB="0" distL="0" distR="0" wp14:anchorId="757C4961" wp14:editId="3C17F7F6">
-            <wp:extent cx="5400040" cy="2463800"/>
+          <wp:inline distT="0" distB="0" distL="0" distR="0" wp14:anchorId="09251306" wp14:editId="33AF8F88">
+            <wp:extent cx="5400040" cy="3169920"/>
             <wp:effectExtent l="0" t="0" r="0" b="0"/>
-            <wp:docPr id="7" name="Imagen 7"/>
+            <wp:docPr id="1481423592" name="Picture 1"/>
             <wp:cNvGraphicFramePr>
               <a:graphicFrameLocks xmlns:a="http://schemas.openxmlformats.org/drawingml/2006/main" noChangeAspect="1"/>
             </wp:cNvGraphicFramePr>
@@ -1938,7 +1905,7 @@
               <a:graphicData uri="http://schemas.openxmlformats.org/drawingml/2006/picture">
                 <pic:pic xmlns:pic="http://schemas.openxmlformats.org/drawingml/2006/picture">
                   <pic:nvPicPr>
-                    <pic:cNvPr id="1" name=""/>
+                    <pic:cNvPr id="1481423592" name=""/>
                     <pic:cNvPicPr/>
                   </pic:nvPicPr>
                   <pic:blipFill>
@@ -1950,7 +1917,7 @@
                   <pic:spPr>
                     <a:xfrm>
                       <a:off x="0" y="0"/>
-                      <a:ext cx="5400040" cy="2463800"/>
+                      <a:ext cx="5400040" cy="3169920"/>
                     </a:xfrm>
                     <a:prstGeom prst="rect">
                       <a:avLst/>
@@ -1965,36 +1932,25 @@
     </w:p>
     <w:p>
       <w:r>
-        <w:t xml:space="preserve">Le damos </w:t>
+        <w:t xml:space="preserve">No nos interesa, sin embargo, que </w:t>
       </w:r>
       <w:proofErr w:type="spellStart"/>
       <w:r>
-        <w:t>click</w:t>
+        <w:t>géneroArtículo</w:t>
       </w:r>
       <w:proofErr w:type="spellEnd"/>
       <w:r>
-        <w:t xml:space="preserve">, e inmediatamente paramos el programa en la 13ª línea. Podemos observar desde aquí que el Patrón y los argumentos del </w:t>
-      </w:r>
-      <w:proofErr w:type="spellStart"/>
-      <w:r>
-        <w:t>main</w:t>
-      </w:r>
-      <w:proofErr w:type="spellEnd"/>
-      <w:r>
-        <w:t xml:space="preserve"> son las únicas cosas que actualmente están ejecutadas.</w:t>
+        <w:t xml:space="preserve"> sea un parámetro, por lo que borramos a este de ser un input del método.</w:t>
       </w:r>
     </w:p>
     <w:p>
       <w:r>
-        <w:rPr>
-          <w:noProof/>
-          <w:lang w:eastAsia="es-ES"/>
-        </w:rPr>
+        <w:lastRenderedPageBreak/>
         <w:drawing>
-          <wp:inline distT="0" distB="0" distL="0" distR="0" wp14:anchorId="7E907D98" wp14:editId="082F1946">
-            <wp:extent cx="1152686" cy="352474"/>
-            <wp:effectExtent l="0" t="0" r="9525" b="9525"/>
-            <wp:docPr id="8" name="Imagen 8"/>
+          <wp:inline distT="0" distB="0" distL="0" distR="0" wp14:anchorId="4274749D" wp14:editId="319CA4C6">
+            <wp:extent cx="5400040" cy="5987415"/>
+            <wp:effectExtent l="0" t="0" r="0" b="0"/>
+            <wp:docPr id="2035124023" name="Picture 1"/>
             <wp:cNvGraphicFramePr>
               <a:graphicFrameLocks xmlns:a="http://schemas.openxmlformats.org/drawingml/2006/main" noChangeAspect="1"/>
             </wp:cNvGraphicFramePr>
@@ -2002,7 +1958,7 @@
               <a:graphicData uri="http://schemas.openxmlformats.org/drawingml/2006/picture">
                 <pic:pic xmlns:pic="http://schemas.openxmlformats.org/drawingml/2006/picture">
                   <pic:nvPicPr>
-                    <pic:cNvPr id="1" name=""/>
+                    <pic:cNvPr id="2035124023" name=""/>
                     <pic:cNvPicPr/>
                   </pic:nvPicPr>
                   <pic:blipFill>
@@ -2014,7 +1970,7 @@
                   <pic:spPr>
                     <a:xfrm>
                       <a:off x="0" y="0"/>
-                      <a:ext cx="1152686" cy="352474"/>
+                      <a:ext cx="5400040" cy="5987415"/>
                     </a:xfrm>
                     <a:prstGeom prst="rect">
                       <a:avLst/>
@@ -2029,41 +1985,25 @@
     </w:p>
     <w:p>
       <w:r>
-        <w:t xml:space="preserve">Seleccionamos ahora </w:t>
+        <w:t>Borramos de ambos lados el dato inicial, y nuestra refactorización ha sido completada. Podemos ahora darle a “</w:t>
       </w:r>
       <w:proofErr w:type="spellStart"/>
       <w:r>
-        <w:t>Step</w:t>
+        <w:t>rename</w:t>
       </w:r>
       <w:proofErr w:type="spellEnd"/>
       <w:r>
-        <w:t xml:space="preserve"> </w:t>
-      </w:r>
-      <w:proofErr w:type="spellStart"/>
-      <w:r>
-        <w:t>Into</w:t>
-      </w:r>
-      <w:proofErr w:type="spellEnd"/>
-      <w:r>
-        <w:t>, para ver dónde nos están metiendo.</w:t>
+        <w:t>” para poner un nombre que no confunda esta función con los Getter de una clase.</w:t>
       </w:r>
     </w:p>
     <w:p>
       <w:r>
-        <w:t>Y… en ningún lado. Seguimos leyendo las líneas. Podemos seguir línea por línea.</w:t>
-      </w:r>
-    </w:p>
-    <w:p>
-      <w:r>
-        <w:rPr>
-          <w:noProof/>
-          <w:lang w:eastAsia="es-ES"/>
-        </w:rPr>
+        <w:lastRenderedPageBreak/>
         <w:drawing>
-          <wp:inline distT="0" distB="0" distL="0" distR="0" wp14:anchorId="11E93905" wp14:editId="3B3D3D33">
-            <wp:extent cx="5400040" cy="2758440"/>
-            <wp:effectExtent l="0" t="0" r="0" b="3810"/>
-            <wp:docPr id="9" name="Imagen 9"/>
+          <wp:inline distT="0" distB="0" distL="0" distR="0" wp14:anchorId="4686E677" wp14:editId="21C0CD1C">
+            <wp:extent cx="5400040" cy="2180590"/>
+            <wp:effectExtent l="0" t="0" r="0" b="0"/>
+            <wp:docPr id="1866148586" name="Picture 1"/>
             <wp:cNvGraphicFramePr>
               <a:graphicFrameLocks xmlns:a="http://schemas.openxmlformats.org/drawingml/2006/main" noChangeAspect="1"/>
             </wp:cNvGraphicFramePr>
@@ -2071,7 +2011,7 @@
               <a:graphicData uri="http://schemas.openxmlformats.org/drawingml/2006/picture">
                 <pic:pic xmlns:pic="http://schemas.openxmlformats.org/drawingml/2006/picture">
                   <pic:nvPicPr>
-                    <pic:cNvPr id="1" name=""/>
+                    <pic:cNvPr id="1866148586" name=""/>
                     <pic:cNvPicPr/>
                   </pic:nvPicPr>
                   <pic:blipFill>
@@ -2083,7 +2023,7 @@
                   <pic:spPr>
                     <a:xfrm>
                       <a:off x="0" y="0"/>
-                      <a:ext cx="5400040" cy="2758440"/>
+                      <a:ext cx="5400040" cy="2180590"/>
                     </a:xfrm>
                     <a:prstGeom prst="rect">
                       <a:avLst/>
@@ -2095,40 +2035,25 @@
           </wp:inline>
         </w:drawing>
       </w:r>
+      <w:r>
+        <w:t xml:space="preserve">Para esto la encontramos y usamos </w:t>
+      </w:r>
+      <w:proofErr w:type="spellStart"/>
+      <w:r>
+        <w:t>rename</w:t>
+      </w:r>
+      <w:proofErr w:type="spellEnd"/>
+      <w:r>
+        <w:t>.</w:t>
+      </w:r>
     </w:p>
     <w:p>
       <w:r>
-        <w:lastRenderedPageBreak/>
-        <w:t xml:space="preserve">Pero esto no nos interesa ya. Podemos usar </w:t>
-      </w:r>
-      <w:proofErr w:type="spellStart"/>
-      <w:r>
-        <w:t>Step</w:t>
-      </w:r>
-      <w:proofErr w:type="spellEnd"/>
-      <w:r>
-        <w:t xml:space="preserve"> </w:t>
-      </w:r>
-      <w:proofErr w:type="spellStart"/>
-      <w:r>
-        <w:t>Out</w:t>
-      </w:r>
-      <w:proofErr w:type="spellEnd"/>
-      <w:r>
-        <w:t xml:space="preserve"> para saltar a nuestro siguiente punto en rojo.</w:t>
-      </w:r>
-    </w:p>
-    <w:p>
-      <w:r>
-        <w:rPr>
-          <w:noProof/>
-          <w:lang w:eastAsia="es-ES"/>
-        </w:rPr>
         <w:drawing>
-          <wp:inline distT="0" distB="0" distL="0" distR="0" wp14:anchorId="376192D6" wp14:editId="354AF642">
-            <wp:extent cx="5400040" cy="1762125"/>
-            <wp:effectExtent l="0" t="0" r="0" b="9525"/>
-            <wp:docPr id="10" name="Imagen 10"/>
+          <wp:inline distT="0" distB="0" distL="0" distR="0" wp14:anchorId="579D1C1A" wp14:editId="3E472244">
+            <wp:extent cx="5400040" cy="4653915"/>
+            <wp:effectExtent l="0" t="0" r="0" b="0"/>
+            <wp:docPr id="1610975775" name="Picture 1"/>
             <wp:cNvGraphicFramePr>
               <a:graphicFrameLocks xmlns:a="http://schemas.openxmlformats.org/drawingml/2006/main" noChangeAspect="1"/>
             </wp:cNvGraphicFramePr>
@@ -2136,7 +2061,7 @@
               <a:graphicData uri="http://schemas.openxmlformats.org/drawingml/2006/picture">
                 <pic:pic xmlns:pic="http://schemas.openxmlformats.org/drawingml/2006/picture">
                   <pic:nvPicPr>
-                    <pic:cNvPr id="1" name=""/>
+                    <pic:cNvPr id="1610975775" name=""/>
                     <pic:cNvPicPr/>
                   </pic:nvPicPr>
                   <pic:blipFill>
@@ -2148,7 +2073,7 @@
                   <pic:spPr>
                     <a:xfrm>
                       <a:off x="0" y="0"/>
-                      <a:ext cx="5400040" cy="1762125"/>
+                      <a:ext cx="5400040" cy="4653915"/>
                     </a:xfrm>
                     <a:prstGeom prst="rect">
                       <a:avLst/>
@@ -2163,1993 +2088,11 @@
     </w:p>
     <w:p>
       <w:r>
-        <w:t>Nos salta directamente hasta la línea 41, ya que</w:t>
-      </w:r>
-      <w:r>
-        <w:t>,</w:t>
-      </w:r>
-      <w:r>
-        <w:t xml:space="preserve"> al parecer, no se llega a ejecutar </w:t>
-      </w:r>
-      <w:r>
-        <w:t>el try de la línea 30. Podemos ver eso debido al símbolo de prohibido que se marca en nuestro lado izquierdo.</w:t>
-      </w:r>
-    </w:p>
-    <w:p>
-      <w:r>
-        <w:t xml:space="preserve">Aquí podemos seguir con </w:t>
-      </w:r>
-      <w:proofErr w:type="spellStart"/>
-      <w:r>
-        <w:t>Step</w:t>
-      </w:r>
-      <w:proofErr w:type="spellEnd"/>
-      <w:r>
-        <w:t xml:space="preserve"> </w:t>
-      </w:r>
-      <w:proofErr w:type="spellStart"/>
-      <w:r>
-        <w:t>Over</w:t>
-      </w:r>
-      <w:proofErr w:type="spellEnd"/>
-      <w:r>
-        <w:t xml:space="preserve"> para continuar con cómo se va leyendo el programa.</w:t>
-      </w:r>
-    </w:p>
-    <w:p>
-      <w:r>
-        <w:rPr>
-          <w:noProof/>
-          <w:lang w:eastAsia="es-ES"/>
-        </w:rPr>
-        <w:drawing>
-          <wp:inline distT="0" distB="0" distL="0" distR="0" wp14:anchorId="17D605A4" wp14:editId="08A318E2">
-            <wp:extent cx="5400040" cy="2826385"/>
-            <wp:effectExtent l="0" t="0" r="0" b="0"/>
-            <wp:docPr id="11" name="Imagen 11"/>
-            <wp:cNvGraphicFramePr>
-              <a:graphicFrameLocks xmlns:a="http://schemas.openxmlformats.org/drawingml/2006/main" noChangeAspect="1"/>
-            </wp:cNvGraphicFramePr>
-            <a:graphic xmlns:a="http://schemas.openxmlformats.org/drawingml/2006/main">
-              <a:graphicData uri="http://schemas.openxmlformats.org/drawingml/2006/picture">
-                <pic:pic xmlns:pic="http://schemas.openxmlformats.org/drawingml/2006/picture">
-                  <pic:nvPicPr>
-                    <pic:cNvPr id="1" name=""/>
-                    <pic:cNvPicPr/>
-                  </pic:nvPicPr>
-                  <pic:blipFill>
-                    <a:blip r:embed="rId18"/>
-                    <a:stretch>
-                      <a:fillRect/>
-                    </a:stretch>
-                  </pic:blipFill>
-                  <pic:spPr>
-                    <a:xfrm>
-                      <a:off x="0" y="0"/>
-                      <a:ext cx="5400040" cy="2826385"/>
-                    </a:xfrm>
-                    <a:prstGeom prst="rect">
-                      <a:avLst/>
-                    </a:prstGeom>
-                  </pic:spPr>
-                </pic:pic>
-              </a:graphicData>
-            </a:graphic>
-          </wp:inline>
-        </w:drawing>
-      </w:r>
-    </w:p>
-    <w:p>
-      <w:r>
-        <w:t xml:space="preserve">Seguimos leyendo, el </w:t>
-      </w:r>
-      <w:proofErr w:type="spellStart"/>
-      <w:r>
-        <w:t>FileReader</w:t>
-      </w:r>
-      <w:proofErr w:type="spellEnd"/>
-      <w:r>
-        <w:t xml:space="preserve"> ha sido creado de forma exitosa.</w:t>
-      </w:r>
-    </w:p>
-    <w:p>
-      <w:r>
-        <w:rPr>
-          <w:noProof/>
-          <w:lang w:eastAsia="es-ES"/>
-        </w:rPr>
-        <w:drawing>
-          <wp:inline distT="0" distB="0" distL="0" distR="0" wp14:anchorId="73FE4155" wp14:editId="7C1D52A9">
-            <wp:extent cx="4620270" cy="1133633"/>
-            <wp:effectExtent l="0" t="0" r="8890" b="9525"/>
-            <wp:docPr id="12" name="Imagen 12"/>
-            <wp:cNvGraphicFramePr>
-              <a:graphicFrameLocks xmlns:a="http://schemas.openxmlformats.org/drawingml/2006/main" noChangeAspect="1"/>
-            </wp:cNvGraphicFramePr>
-            <a:graphic xmlns:a="http://schemas.openxmlformats.org/drawingml/2006/main">
-              <a:graphicData uri="http://schemas.openxmlformats.org/drawingml/2006/picture">
-                <pic:pic xmlns:pic="http://schemas.openxmlformats.org/drawingml/2006/picture">
-                  <pic:nvPicPr>
-                    <pic:cNvPr id="1" name=""/>
-                    <pic:cNvPicPr/>
-                  </pic:nvPicPr>
-                  <pic:blipFill>
-                    <a:blip r:embed="rId19"/>
-                    <a:stretch>
-                      <a:fillRect/>
-                    </a:stretch>
-                  </pic:blipFill>
-                  <pic:spPr>
-                    <a:xfrm>
-                      <a:off x="0" y="0"/>
-                      <a:ext cx="4620270" cy="1133633"/>
-                    </a:xfrm>
-                    <a:prstGeom prst="rect">
-                      <a:avLst/>
-                    </a:prstGeom>
-                  </pic:spPr>
-                </pic:pic>
-              </a:graphicData>
-            </a:graphic>
-          </wp:inline>
-        </w:drawing>
-      </w:r>
-    </w:p>
-    <w:p>
-      <w:r>
-        <w:t xml:space="preserve">Podemos ver que line es diferente a </w:t>
-      </w:r>
-      <w:proofErr w:type="spellStart"/>
-      <w:r>
-        <w:t>null</w:t>
-      </w:r>
-      <w:proofErr w:type="spellEnd"/>
-      <w:r>
-        <w:t>, ya que esta tiene el contenido “”, lo que es considerado distinto.</w:t>
-      </w:r>
-    </w:p>
-    <w:p/>
-    <w:p/>
-    <w:p>
-      <w:r>
-        <w:lastRenderedPageBreak/>
-        <w:t xml:space="preserve">Marcamos la línea con el punto para poder comprobar su valor en cada </w:t>
-      </w:r>
-      <w:proofErr w:type="spellStart"/>
-      <w:r>
-        <w:t>loop</w:t>
-      </w:r>
-      <w:proofErr w:type="spellEnd"/>
-      <w:r>
-        <w:t>.</w:t>
-      </w:r>
-    </w:p>
-    <w:p>
-      <w:r>
-        <w:rPr>
-          <w:noProof/>
-          <w:lang w:eastAsia="es-ES"/>
-        </w:rPr>
-        <w:drawing>
-          <wp:inline distT="0" distB="0" distL="0" distR="0" wp14:anchorId="0BF9161C" wp14:editId="6DD1D542">
-            <wp:extent cx="4915586" cy="514422"/>
-            <wp:effectExtent l="0" t="0" r="0" b="0"/>
-            <wp:docPr id="13" name="Imagen 13"/>
-            <wp:cNvGraphicFramePr>
-              <a:graphicFrameLocks xmlns:a="http://schemas.openxmlformats.org/drawingml/2006/main" noChangeAspect="1"/>
-            </wp:cNvGraphicFramePr>
-            <a:graphic xmlns:a="http://schemas.openxmlformats.org/drawingml/2006/main">
-              <a:graphicData uri="http://schemas.openxmlformats.org/drawingml/2006/picture">
-                <pic:pic xmlns:pic="http://schemas.openxmlformats.org/drawingml/2006/picture">
-                  <pic:nvPicPr>
-                    <pic:cNvPr id="1" name=""/>
-                    <pic:cNvPicPr/>
-                  </pic:nvPicPr>
-                  <pic:blipFill>
-                    <a:blip r:embed="rId20"/>
-                    <a:stretch>
-                      <a:fillRect/>
-                    </a:stretch>
-                  </pic:blipFill>
-                  <pic:spPr>
-                    <a:xfrm>
-                      <a:off x="0" y="0"/>
-                      <a:ext cx="4915586" cy="514422"/>
-                    </a:xfrm>
-                    <a:prstGeom prst="rect">
-                      <a:avLst/>
-                    </a:prstGeom>
-                  </pic:spPr>
-                </pic:pic>
-              </a:graphicData>
-            </a:graphic>
-          </wp:inline>
-        </w:drawing>
-      </w:r>
-    </w:p>
-    <w:p>
-      <w:r>
-        <w:t xml:space="preserve">Y ahora, para no ir manualmente por cada objeto leído de nuestro archivo, podemos usar </w:t>
-      </w:r>
-      <w:proofErr w:type="spellStart"/>
-      <w:r>
-        <w:t>Step</w:t>
-      </w:r>
-      <w:proofErr w:type="spellEnd"/>
-      <w:r>
-        <w:t xml:space="preserve"> </w:t>
-      </w:r>
-      <w:proofErr w:type="spellStart"/>
-      <w:r>
-        <w:t>Out</w:t>
-      </w:r>
-      <w:proofErr w:type="spellEnd"/>
-      <w:r>
-        <w:t>.</w:t>
-      </w:r>
-    </w:p>
-    <w:p>
-      <w:r>
-        <w:rPr>
-          <w:noProof/>
-          <w:lang w:eastAsia="es-ES"/>
-        </w:rPr>
-        <w:drawing>
-          <wp:inline distT="0" distB="0" distL="0" distR="0" wp14:anchorId="25EF41CF" wp14:editId="66BC6D5A">
-            <wp:extent cx="5400040" cy="1713865"/>
-            <wp:effectExtent l="0" t="0" r="0" b="635"/>
-            <wp:docPr id="14" name="Imagen 14"/>
-            <wp:cNvGraphicFramePr>
-              <a:graphicFrameLocks xmlns:a="http://schemas.openxmlformats.org/drawingml/2006/main" noChangeAspect="1"/>
-            </wp:cNvGraphicFramePr>
-            <a:graphic xmlns:a="http://schemas.openxmlformats.org/drawingml/2006/main">
-              <a:graphicData uri="http://schemas.openxmlformats.org/drawingml/2006/picture">
-                <pic:pic xmlns:pic="http://schemas.openxmlformats.org/drawingml/2006/picture">
-                  <pic:nvPicPr>
-                    <pic:cNvPr id="1" name=""/>
-                    <pic:cNvPicPr/>
-                  </pic:nvPicPr>
-                  <pic:blipFill>
-                    <a:blip r:embed="rId21"/>
-                    <a:stretch>
-                      <a:fillRect/>
-                    </a:stretch>
-                  </pic:blipFill>
-                  <pic:spPr>
-                    <a:xfrm>
-                      <a:off x="0" y="0"/>
-                      <a:ext cx="5400040" cy="1713865"/>
-                    </a:xfrm>
-                    <a:prstGeom prst="rect">
-                      <a:avLst/>
-                    </a:prstGeom>
-                  </pic:spPr>
-                </pic:pic>
-              </a:graphicData>
-            </a:graphic>
-          </wp:inline>
-        </w:drawing>
-      </w:r>
-    </w:p>
-    <w:p>
-      <w:r>
-        <w:t>Primera ejecución. Se ha leído la siguiente línea, del objeto P-0001 que tenemos.</w:t>
-      </w:r>
-    </w:p>
-    <w:p>
-      <w:r>
-        <w:t>Lo mismo ocurre con todos los demás objetos.</w:t>
-      </w:r>
-    </w:p>
-    <w:p>
-      <w:r>
-        <w:rPr>
-          <w:noProof/>
-          <w:lang w:eastAsia="es-ES"/>
-        </w:rPr>
-        <w:drawing>
-          <wp:inline distT="0" distB="0" distL="0" distR="0" wp14:anchorId="65BBF6A7" wp14:editId="76F24027">
-            <wp:extent cx="5400040" cy="342265"/>
-            <wp:effectExtent l="0" t="0" r="0" b="635"/>
-            <wp:docPr id="15" name="Imagen 15"/>
-            <wp:cNvGraphicFramePr>
-              <a:graphicFrameLocks xmlns:a="http://schemas.openxmlformats.org/drawingml/2006/main" noChangeAspect="1"/>
-            </wp:cNvGraphicFramePr>
-            <a:graphic xmlns:a="http://schemas.openxmlformats.org/drawingml/2006/main">
-              <a:graphicData uri="http://schemas.openxmlformats.org/drawingml/2006/picture">
-                <pic:pic xmlns:pic="http://schemas.openxmlformats.org/drawingml/2006/picture">
-                  <pic:nvPicPr>
-                    <pic:cNvPr id="1" name=""/>
-                    <pic:cNvPicPr/>
-                  </pic:nvPicPr>
-                  <pic:blipFill>
-                    <a:blip r:embed="rId22"/>
-                    <a:stretch>
-                      <a:fillRect/>
-                    </a:stretch>
-                  </pic:blipFill>
-                  <pic:spPr>
-                    <a:xfrm>
-                      <a:off x="0" y="0"/>
-                      <a:ext cx="5400040" cy="342265"/>
-                    </a:xfrm>
-                    <a:prstGeom prst="rect">
-                      <a:avLst/>
-                    </a:prstGeom>
-                  </pic:spPr>
-                </pic:pic>
-              </a:graphicData>
-            </a:graphic>
-          </wp:inline>
-        </w:drawing>
-      </w:r>
-    </w:p>
-    <w:p>
-      <w:r>
-        <w:rPr>
-          <w:noProof/>
-          <w:lang w:eastAsia="es-ES"/>
-        </w:rPr>
-        <w:drawing>
-          <wp:inline distT="0" distB="0" distL="0" distR="0" wp14:anchorId="4694100E" wp14:editId="3938B48A">
-            <wp:extent cx="5400040" cy="222885"/>
-            <wp:effectExtent l="0" t="0" r="0" b="5715"/>
-            <wp:docPr id="16" name="Imagen 16"/>
-            <wp:cNvGraphicFramePr>
-              <a:graphicFrameLocks xmlns:a="http://schemas.openxmlformats.org/drawingml/2006/main" noChangeAspect="1"/>
-            </wp:cNvGraphicFramePr>
-            <a:graphic xmlns:a="http://schemas.openxmlformats.org/drawingml/2006/main">
-              <a:graphicData uri="http://schemas.openxmlformats.org/drawingml/2006/picture">
-                <pic:pic xmlns:pic="http://schemas.openxmlformats.org/drawingml/2006/picture">
-                  <pic:nvPicPr>
-                    <pic:cNvPr id="1" name=""/>
-                    <pic:cNvPicPr/>
-                  </pic:nvPicPr>
-                  <pic:blipFill>
-                    <a:blip r:embed="rId23"/>
-                    <a:stretch>
-                      <a:fillRect/>
-                    </a:stretch>
-                  </pic:blipFill>
-                  <pic:spPr>
-                    <a:xfrm>
-                      <a:off x="0" y="0"/>
-                      <a:ext cx="5400040" cy="222885"/>
-                    </a:xfrm>
-                    <a:prstGeom prst="rect">
-                      <a:avLst/>
-                    </a:prstGeom>
-                  </pic:spPr>
-                </pic:pic>
-              </a:graphicData>
-            </a:graphic>
-          </wp:inline>
-        </w:drawing>
-      </w:r>
-    </w:p>
-    <w:p>
-      <w:r>
-        <w:rPr>
-          <w:noProof/>
-          <w:lang w:eastAsia="es-ES"/>
-        </w:rPr>
-        <w:drawing>
-          <wp:inline distT="0" distB="0" distL="0" distR="0" wp14:anchorId="4F72E899" wp14:editId="065226F4">
-            <wp:extent cx="5400040" cy="360045"/>
-            <wp:effectExtent l="0" t="0" r="0" b="1905"/>
-            <wp:docPr id="17" name="Imagen 17"/>
-            <wp:cNvGraphicFramePr>
-              <a:graphicFrameLocks xmlns:a="http://schemas.openxmlformats.org/drawingml/2006/main" noChangeAspect="1"/>
-            </wp:cNvGraphicFramePr>
-            <a:graphic xmlns:a="http://schemas.openxmlformats.org/drawingml/2006/main">
-              <a:graphicData uri="http://schemas.openxmlformats.org/drawingml/2006/picture">
-                <pic:pic xmlns:pic="http://schemas.openxmlformats.org/drawingml/2006/picture">
-                  <pic:nvPicPr>
-                    <pic:cNvPr id="1" name=""/>
-                    <pic:cNvPicPr/>
-                  </pic:nvPicPr>
-                  <pic:blipFill>
-                    <a:blip r:embed="rId24"/>
-                    <a:stretch>
-                      <a:fillRect/>
-                    </a:stretch>
-                  </pic:blipFill>
-                  <pic:spPr>
-                    <a:xfrm>
-                      <a:off x="0" y="0"/>
-                      <a:ext cx="5400040" cy="360045"/>
-                    </a:xfrm>
-                    <a:prstGeom prst="rect">
-                      <a:avLst/>
-                    </a:prstGeom>
-                  </pic:spPr>
-                </pic:pic>
-              </a:graphicData>
-            </a:graphic>
-          </wp:inline>
-        </w:drawing>
-      </w:r>
-    </w:p>
-    <w:p>
-      <w:r>
-        <w:rPr>
-          <w:noProof/>
-          <w:lang w:eastAsia="es-ES"/>
-        </w:rPr>
-        <w:drawing>
-          <wp:inline distT="0" distB="0" distL="0" distR="0" wp14:anchorId="18AD0B4D" wp14:editId="41974657">
-            <wp:extent cx="5400040" cy="278765"/>
-            <wp:effectExtent l="0" t="0" r="0" b="6985"/>
-            <wp:docPr id="18" name="Imagen 18"/>
-            <wp:cNvGraphicFramePr>
-              <a:graphicFrameLocks xmlns:a="http://schemas.openxmlformats.org/drawingml/2006/main" noChangeAspect="1"/>
-            </wp:cNvGraphicFramePr>
-            <a:graphic xmlns:a="http://schemas.openxmlformats.org/drawingml/2006/main">
-              <a:graphicData uri="http://schemas.openxmlformats.org/drawingml/2006/picture">
-                <pic:pic xmlns:pic="http://schemas.openxmlformats.org/drawingml/2006/picture">
-                  <pic:nvPicPr>
-                    <pic:cNvPr id="1" name=""/>
-                    <pic:cNvPicPr/>
-                  </pic:nvPicPr>
-                  <pic:blipFill>
-                    <a:blip r:embed="rId25"/>
-                    <a:stretch>
-                      <a:fillRect/>
-                    </a:stretch>
-                  </pic:blipFill>
-                  <pic:spPr>
-                    <a:xfrm>
-                      <a:off x="0" y="0"/>
-                      <a:ext cx="5400040" cy="278765"/>
-                    </a:xfrm>
-                    <a:prstGeom prst="rect">
-                      <a:avLst/>
-                    </a:prstGeom>
-                  </pic:spPr>
-                </pic:pic>
-              </a:graphicData>
-            </a:graphic>
-          </wp:inline>
-        </w:drawing>
-      </w:r>
-    </w:p>
-    <w:p>
-      <w:r>
-        <w:rPr>
-          <w:noProof/>
-          <w:lang w:eastAsia="es-ES"/>
-        </w:rPr>
-        <w:drawing>
-          <wp:inline distT="0" distB="0" distL="0" distR="0" wp14:anchorId="63724860" wp14:editId="324F83BC">
-            <wp:extent cx="5400040" cy="251460"/>
-            <wp:effectExtent l="0" t="0" r="0" b="0"/>
-            <wp:docPr id="19" name="Imagen 19"/>
-            <wp:cNvGraphicFramePr>
-              <a:graphicFrameLocks xmlns:a="http://schemas.openxmlformats.org/drawingml/2006/main" noChangeAspect="1"/>
-            </wp:cNvGraphicFramePr>
-            <a:graphic xmlns:a="http://schemas.openxmlformats.org/drawingml/2006/main">
-              <a:graphicData uri="http://schemas.openxmlformats.org/drawingml/2006/picture">
-                <pic:pic xmlns:pic="http://schemas.openxmlformats.org/drawingml/2006/picture">
-                  <pic:nvPicPr>
-                    <pic:cNvPr id="1" name=""/>
-                    <pic:cNvPicPr/>
-                  </pic:nvPicPr>
-                  <pic:blipFill>
-                    <a:blip r:embed="rId26"/>
-                    <a:stretch>
-                      <a:fillRect/>
-                    </a:stretch>
-                  </pic:blipFill>
-                  <pic:spPr>
-                    <a:xfrm>
-                      <a:off x="0" y="0"/>
-                      <a:ext cx="5400040" cy="251460"/>
-                    </a:xfrm>
-                    <a:prstGeom prst="rect">
-                      <a:avLst/>
-                    </a:prstGeom>
-                  </pic:spPr>
-                </pic:pic>
-              </a:graphicData>
-            </a:graphic>
-          </wp:inline>
-        </w:drawing>
-      </w:r>
-    </w:p>
-    <w:p>
-      <w:r>
-        <w:rPr>
-          <w:noProof/>
-          <w:lang w:eastAsia="es-ES"/>
-        </w:rPr>
-        <w:drawing>
-          <wp:inline distT="0" distB="0" distL="0" distR="0" wp14:anchorId="2F7D9C9D" wp14:editId="00EDFA4C">
-            <wp:extent cx="5400040" cy="2865120"/>
-            <wp:effectExtent l="0" t="0" r="0" b="0"/>
-            <wp:docPr id="20" name="Imagen 20"/>
-            <wp:cNvGraphicFramePr>
-              <a:graphicFrameLocks xmlns:a="http://schemas.openxmlformats.org/drawingml/2006/main" noChangeAspect="1"/>
-            </wp:cNvGraphicFramePr>
-            <a:graphic xmlns:a="http://schemas.openxmlformats.org/drawingml/2006/main">
-              <a:graphicData uri="http://schemas.openxmlformats.org/drawingml/2006/picture">
-                <pic:pic xmlns:pic="http://schemas.openxmlformats.org/drawingml/2006/picture">
-                  <pic:nvPicPr>
-                    <pic:cNvPr id="1" name=""/>
-                    <pic:cNvPicPr/>
-                  </pic:nvPicPr>
-                  <pic:blipFill>
-                    <a:blip r:embed="rId27"/>
-                    <a:stretch>
-                      <a:fillRect/>
-                    </a:stretch>
-                  </pic:blipFill>
-                  <pic:spPr>
-                    <a:xfrm>
-                      <a:off x="0" y="0"/>
-                      <a:ext cx="5400040" cy="2865120"/>
-                    </a:xfrm>
-                    <a:prstGeom prst="rect">
-                      <a:avLst/>
-                    </a:prstGeom>
-                  </pic:spPr>
-                </pic:pic>
-              </a:graphicData>
-            </a:graphic>
-          </wp:inline>
-        </w:drawing>
-      </w:r>
-    </w:p>
-    <w:p>
-      <w:r>
-        <w:t xml:space="preserve">Finalmente, ha llegado a </w:t>
-      </w:r>
-      <w:proofErr w:type="spellStart"/>
-      <w:r>
-        <w:t>null</w:t>
-      </w:r>
-      <w:proofErr w:type="spellEnd"/>
-      <w:r>
-        <w:t>. No hay más documento a leer. El código se nos marca en gris.</w:t>
-      </w:r>
-    </w:p>
-    <w:p>
-      <w:r>
-        <w:lastRenderedPageBreak/>
-        <w:t xml:space="preserve">Le damos a </w:t>
-      </w:r>
-      <w:proofErr w:type="spellStart"/>
-      <w:r>
-        <w:t>Step</w:t>
-      </w:r>
-      <w:proofErr w:type="spellEnd"/>
-      <w:r>
-        <w:t xml:space="preserve"> </w:t>
-      </w:r>
-      <w:proofErr w:type="spellStart"/>
-      <w:r>
-        <w:t>Over</w:t>
-      </w:r>
-      <w:proofErr w:type="spellEnd"/>
-      <w:r>
-        <w:t>, y ahora vamos a tener que ir a seleccionar a crear objeto.</w:t>
-      </w:r>
-    </w:p>
-    <w:p>
-      <w:r>
-        <w:rPr>
-          <w:noProof/>
-          <w:lang w:eastAsia="es-ES"/>
-        </w:rPr>
-        <w:drawing>
-          <wp:inline distT="0" distB="0" distL="0" distR="0" wp14:anchorId="44A7DF1F" wp14:editId="772773DD">
-            <wp:extent cx="3810532" cy="1486107"/>
-            <wp:effectExtent l="0" t="0" r="0" b="0"/>
-            <wp:docPr id="21" name="Imagen 21"/>
-            <wp:cNvGraphicFramePr>
-              <a:graphicFrameLocks xmlns:a="http://schemas.openxmlformats.org/drawingml/2006/main" noChangeAspect="1"/>
-            </wp:cNvGraphicFramePr>
-            <a:graphic xmlns:a="http://schemas.openxmlformats.org/drawingml/2006/main">
-              <a:graphicData uri="http://schemas.openxmlformats.org/drawingml/2006/picture">
-                <pic:pic xmlns:pic="http://schemas.openxmlformats.org/drawingml/2006/picture">
-                  <pic:nvPicPr>
-                    <pic:cNvPr id="1" name=""/>
-                    <pic:cNvPicPr/>
-                  </pic:nvPicPr>
-                  <pic:blipFill>
-                    <a:blip r:embed="rId28"/>
-                    <a:stretch>
-                      <a:fillRect/>
-                    </a:stretch>
-                  </pic:blipFill>
-                  <pic:spPr>
-                    <a:xfrm>
-                      <a:off x="0" y="0"/>
-                      <a:ext cx="3810532" cy="1486107"/>
-                    </a:xfrm>
-                    <a:prstGeom prst="rect">
-                      <a:avLst/>
-                    </a:prstGeom>
-                  </pic:spPr>
-                </pic:pic>
-              </a:graphicData>
-            </a:graphic>
-          </wp:inline>
-        </w:drawing>
-      </w:r>
-    </w:p>
-    <w:p>
-      <w:r>
-        <w:t>Nuestras variables se nos marcan tal que así ya que el programa no está parado ya.</w:t>
-      </w:r>
-    </w:p>
-    <w:p>
-      <w:r>
-        <w:rPr>
-          <w:noProof/>
-          <w:lang w:eastAsia="es-ES"/>
-        </w:rPr>
-        <w:drawing>
-          <wp:inline distT="0" distB="0" distL="0" distR="0" wp14:anchorId="3F94D527" wp14:editId="4BC21A59">
-            <wp:extent cx="685896" cy="314369"/>
-            <wp:effectExtent l="0" t="0" r="0" b="9525"/>
-            <wp:docPr id="22" name="Imagen 22"/>
-            <wp:cNvGraphicFramePr>
-              <a:graphicFrameLocks xmlns:a="http://schemas.openxmlformats.org/drawingml/2006/main" noChangeAspect="1"/>
-            </wp:cNvGraphicFramePr>
-            <a:graphic xmlns:a="http://schemas.openxmlformats.org/drawingml/2006/main">
-              <a:graphicData uri="http://schemas.openxmlformats.org/drawingml/2006/picture">
-                <pic:pic xmlns:pic="http://schemas.openxmlformats.org/drawingml/2006/picture">
-                  <pic:nvPicPr>
-                    <pic:cNvPr id="1" name=""/>
-                    <pic:cNvPicPr/>
-                  </pic:nvPicPr>
-                  <pic:blipFill>
-                    <a:blip r:embed="rId29"/>
-                    <a:stretch>
-                      <a:fillRect/>
-                    </a:stretch>
-                  </pic:blipFill>
-                  <pic:spPr>
-                    <a:xfrm>
-                      <a:off x="0" y="0"/>
-                      <a:ext cx="685896" cy="314369"/>
-                    </a:xfrm>
-                    <a:prstGeom prst="rect">
-                      <a:avLst/>
-                    </a:prstGeom>
-                  </pic:spPr>
-                </pic:pic>
-              </a:graphicData>
-            </a:graphic>
-          </wp:inline>
-        </w:drawing>
-      </w:r>
-    </w:p>
-    <w:p>
-      <w:r>
-        <w:t>Aunque podemos usar el botón de pausa para comprobar dichos pasos.</w:t>
-      </w:r>
-    </w:p>
-    <w:p>
-      <w:r>
-        <w:rPr>
-          <w:noProof/>
-          <w:lang w:eastAsia="es-ES"/>
-        </w:rPr>
-        <w:drawing>
-          <wp:inline distT="0" distB="0" distL="0" distR="0" wp14:anchorId="7079B8B9" wp14:editId="08B07CBC">
-            <wp:extent cx="3315163" cy="2191056"/>
-            <wp:effectExtent l="0" t="0" r="0" b="0"/>
-            <wp:docPr id="23" name="Imagen 23"/>
-            <wp:cNvGraphicFramePr>
-              <a:graphicFrameLocks xmlns:a="http://schemas.openxmlformats.org/drawingml/2006/main" noChangeAspect="1"/>
-            </wp:cNvGraphicFramePr>
-            <a:graphic xmlns:a="http://schemas.openxmlformats.org/drawingml/2006/main">
-              <a:graphicData uri="http://schemas.openxmlformats.org/drawingml/2006/picture">
-                <pic:pic xmlns:pic="http://schemas.openxmlformats.org/drawingml/2006/picture">
-                  <pic:nvPicPr>
-                    <pic:cNvPr id="1" name=""/>
-                    <pic:cNvPicPr/>
-                  </pic:nvPicPr>
-                  <pic:blipFill>
-                    <a:blip r:embed="rId30"/>
-                    <a:stretch>
-                      <a:fillRect/>
-                    </a:stretch>
-                  </pic:blipFill>
-                  <pic:spPr>
-                    <a:xfrm>
-                      <a:off x="0" y="0"/>
-                      <a:ext cx="3315163" cy="2191056"/>
-                    </a:xfrm>
-                    <a:prstGeom prst="rect">
-                      <a:avLst/>
-                    </a:prstGeom>
-                  </pic:spPr>
-                </pic:pic>
-              </a:graphicData>
-            </a:graphic>
-          </wp:inline>
-        </w:drawing>
-      </w:r>
-    </w:p>
-    <w:p>
-      <w:r>
-        <w:t>Y aquí, introducimos la opción 1. Crear producto, para ver cómo se va creando.</w:t>
-      </w:r>
-    </w:p>
-    <w:p>
-      <w:r>
-        <w:rPr>
-          <w:noProof/>
-          <w:lang w:eastAsia="es-ES"/>
-        </w:rPr>
-        <w:drawing>
-          <wp:inline distT="0" distB="0" distL="0" distR="0" wp14:anchorId="75ADDE95" wp14:editId="2A40F35D">
-            <wp:extent cx="4163006" cy="905001"/>
-            <wp:effectExtent l="0" t="0" r="9525" b="9525"/>
-            <wp:docPr id="24" name="Imagen 24"/>
-            <wp:cNvGraphicFramePr>
-              <a:graphicFrameLocks xmlns:a="http://schemas.openxmlformats.org/drawingml/2006/main" noChangeAspect="1"/>
-            </wp:cNvGraphicFramePr>
-            <a:graphic xmlns:a="http://schemas.openxmlformats.org/drawingml/2006/main">
-              <a:graphicData uri="http://schemas.openxmlformats.org/drawingml/2006/picture">
-                <pic:pic xmlns:pic="http://schemas.openxmlformats.org/drawingml/2006/picture">
-                  <pic:nvPicPr>
-                    <pic:cNvPr id="1" name=""/>
-                    <pic:cNvPicPr/>
-                  </pic:nvPicPr>
-                  <pic:blipFill>
-                    <a:blip r:embed="rId31"/>
-                    <a:stretch>
-                      <a:fillRect/>
-                    </a:stretch>
-                  </pic:blipFill>
-                  <pic:spPr>
-                    <a:xfrm>
-                      <a:off x="0" y="0"/>
-                      <a:ext cx="4163006" cy="905001"/>
-                    </a:xfrm>
-                    <a:prstGeom prst="rect">
-                      <a:avLst/>
-                    </a:prstGeom>
-                  </pic:spPr>
-                </pic:pic>
-              </a:graphicData>
-            </a:graphic>
-          </wp:inline>
-        </w:drawing>
-      </w:r>
-    </w:p>
-    <w:p>
-      <w:r>
-        <w:t>La primera pausa no ocurre. El Producto no se inicializa, por lo que no nos sirve de nada parar ahí. No hay código que se ejecute que produzca que se pare.</w:t>
-      </w:r>
-    </w:p>
-    <w:p>
-      <w:r>
-        <w:rPr>
-          <w:noProof/>
-          <w:lang w:eastAsia="es-ES"/>
-        </w:rPr>
-        <w:drawing>
-          <wp:inline distT="0" distB="0" distL="0" distR="0" wp14:anchorId="18C50CBB" wp14:editId="5A862285">
-            <wp:extent cx="3277057" cy="1171739"/>
-            <wp:effectExtent l="0" t="0" r="0" b="9525"/>
-            <wp:docPr id="25" name="Imagen 25"/>
-            <wp:cNvGraphicFramePr>
-              <a:graphicFrameLocks xmlns:a="http://schemas.openxmlformats.org/drawingml/2006/main" noChangeAspect="1"/>
-            </wp:cNvGraphicFramePr>
-            <a:graphic xmlns:a="http://schemas.openxmlformats.org/drawingml/2006/main">
-              <a:graphicData uri="http://schemas.openxmlformats.org/drawingml/2006/picture">
-                <pic:pic xmlns:pic="http://schemas.openxmlformats.org/drawingml/2006/picture">
-                  <pic:nvPicPr>
-                    <pic:cNvPr id="1" name=""/>
-                    <pic:cNvPicPr/>
-                  </pic:nvPicPr>
-                  <pic:blipFill>
-                    <a:blip r:embed="rId32"/>
-                    <a:stretch>
-                      <a:fillRect/>
-                    </a:stretch>
-                  </pic:blipFill>
-                  <pic:spPr>
-                    <a:xfrm>
-                      <a:off x="0" y="0"/>
-                      <a:ext cx="3277057" cy="1171739"/>
-                    </a:xfrm>
-                    <a:prstGeom prst="rect">
-                      <a:avLst/>
-                    </a:prstGeom>
-                  </pic:spPr>
-                </pic:pic>
-              </a:graphicData>
-            </a:graphic>
-          </wp:inline>
-        </w:drawing>
-      </w:r>
-    </w:p>
-    <w:p>
-      <w:r>
-        <w:t>Seguiremos escribiendo en nuestro archivo como llevábamos haciendo.</w:t>
-      </w:r>
-    </w:p>
-    <w:p/>
-    <w:p/>
-    <w:p>
-      <w:r>
-        <w:rPr>
-          <w:noProof/>
-          <w:lang w:eastAsia="es-ES"/>
-        </w:rPr>
-        <w:lastRenderedPageBreak/>
-        <w:drawing>
-          <wp:inline distT="0" distB="0" distL="0" distR="0" wp14:anchorId="66E7382F" wp14:editId="4F63442E">
-            <wp:extent cx="4972744" cy="1552792"/>
-            <wp:effectExtent l="0" t="0" r="0" b="9525"/>
-            <wp:docPr id="26" name="Imagen 26"/>
-            <wp:cNvGraphicFramePr>
-              <a:graphicFrameLocks xmlns:a="http://schemas.openxmlformats.org/drawingml/2006/main" noChangeAspect="1"/>
-            </wp:cNvGraphicFramePr>
-            <a:graphic xmlns:a="http://schemas.openxmlformats.org/drawingml/2006/main">
-              <a:graphicData uri="http://schemas.openxmlformats.org/drawingml/2006/picture">
-                <pic:pic xmlns:pic="http://schemas.openxmlformats.org/drawingml/2006/picture">
-                  <pic:nvPicPr>
-                    <pic:cNvPr id="1" name=""/>
-                    <pic:cNvPicPr/>
-                  </pic:nvPicPr>
-                  <pic:blipFill>
-                    <a:blip r:embed="rId33"/>
-                    <a:stretch>
-                      <a:fillRect/>
-                    </a:stretch>
-                  </pic:blipFill>
-                  <pic:spPr>
-                    <a:xfrm>
-                      <a:off x="0" y="0"/>
-                      <a:ext cx="4972744" cy="1552792"/>
-                    </a:xfrm>
-                    <a:prstGeom prst="rect">
-                      <a:avLst/>
-                    </a:prstGeom>
-                  </pic:spPr>
-                </pic:pic>
-              </a:graphicData>
-            </a:graphic>
-          </wp:inline>
-        </w:drawing>
-      </w:r>
-    </w:p>
-    <w:p>
-      <w:r>
-        <w:t>Le introducimos los siguientes datos, y el programa se pausa.</w:t>
-      </w:r>
-    </w:p>
-    <w:p>
-      <w:r>
-        <w:rPr>
-          <w:noProof/>
-          <w:lang w:eastAsia="es-ES"/>
-        </w:rPr>
-        <w:drawing>
-          <wp:inline distT="0" distB="0" distL="0" distR="0" wp14:anchorId="2E3B8223" wp14:editId="3BFC41FF">
-            <wp:extent cx="5400040" cy="219075"/>
-            <wp:effectExtent l="0" t="0" r="0" b="9525"/>
-            <wp:docPr id="27" name="Imagen 27"/>
-            <wp:cNvGraphicFramePr>
-              <a:graphicFrameLocks xmlns:a="http://schemas.openxmlformats.org/drawingml/2006/main" noChangeAspect="1"/>
-            </wp:cNvGraphicFramePr>
-            <a:graphic xmlns:a="http://schemas.openxmlformats.org/drawingml/2006/main">
-              <a:graphicData uri="http://schemas.openxmlformats.org/drawingml/2006/picture">
-                <pic:pic xmlns:pic="http://schemas.openxmlformats.org/drawingml/2006/picture">
-                  <pic:nvPicPr>
-                    <pic:cNvPr id="1" name=""/>
-                    <pic:cNvPicPr/>
-                  </pic:nvPicPr>
-                  <pic:blipFill>
-                    <a:blip r:embed="rId34"/>
-                    <a:stretch>
-                      <a:fillRect/>
-                    </a:stretch>
-                  </pic:blipFill>
-                  <pic:spPr>
-                    <a:xfrm>
-                      <a:off x="0" y="0"/>
-                      <a:ext cx="5400040" cy="219075"/>
-                    </a:xfrm>
-                    <a:prstGeom prst="rect">
-                      <a:avLst/>
-                    </a:prstGeom>
-                  </pic:spPr>
-                </pic:pic>
-              </a:graphicData>
-            </a:graphic>
-          </wp:inline>
-        </w:drawing>
-      </w:r>
-    </w:p>
-    <w:p>
-      <w:r>
-        <w:t>Ha llegado a la línea de construcción del objeto.</w:t>
-      </w:r>
-    </w:p>
-    <w:p>
-      <w:r>
-        <w:rPr>
-          <w:noProof/>
-          <w:lang w:eastAsia="es-ES"/>
-        </w:rPr>
-        <w:drawing>
-          <wp:inline distT="0" distB="0" distL="0" distR="0" wp14:anchorId="577C9FD6" wp14:editId="630CCA87">
-            <wp:extent cx="3400900" cy="2029108"/>
-            <wp:effectExtent l="0" t="0" r="9525" b="9525"/>
-            <wp:docPr id="28" name="Imagen 28"/>
-            <wp:cNvGraphicFramePr>
-              <a:graphicFrameLocks xmlns:a="http://schemas.openxmlformats.org/drawingml/2006/main" noChangeAspect="1"/>
-            </wp:cNvGraphicFramePr>
-            <a:graphic xmlns:a="http://schemas.openxmlformats.org/drawingml/2006/main">
-              <a:graphicData uri="http://schemas.openxmlformats.org/drawingml/2006/picture">
-                <pic:pic xmlns:pic="http://schemas.openxmlformats.org/drawingml/2006/picture">
-                  <pic:nvPicPr>
-                    <pic:cNvPr id="1" name=""/>
-                    <pic:cNvPicPr/>
-                  </pic:nvPicPr>
-                  <pic:blipFill>
-                    <a:blip r:embed="rId35"/>
-                    <a:stretch>
-                      <a:fillRect/>
-                    </a:stretch>
-                  </pic:blipFill>
-                  <pic:spPr>
-                    <a:xfrm>
-                      <a:off x="0" y="0"/>
-                      <a:ext cx="3400900" cy="2029108"/>
-                    </a:xfrm>
-                    <a:prstGeom prst="rect">
-                      <a:avLst/>
-                    </a:prstGeom>
-                  </pic:spPr>
-                </pic:pic>
-              </a:graphicData>
-            </a:graphic>
-          </wp:inline>
-        </w:drawing>
-      </w:r>
-      <w:r>
-        <w:br/>
-        <w:t>Vemos las variables activas.</w:t>
-      </w:r>
-      <w:r>
-        <w:t xml:space="preserve"> Todas coinciden. Podemos ahora seguir con </w:t>
-      </w:r>
-      <w:proofErr w:type="spellStart"/>
-      <w:r>
-        <w:t>Step</w:t>
-      </w:r>
-      <w:proofErr w:type="spellEnd"/>
-      <w:r>
-        <w:t xml:space="preserve"> </w:t>
-      </w:r>
-      <w:proofErr w:type="spellStart"/>
-      <w:r>
-        <w:t>Into</w:t>
-      </w:r>
-      <w:proofErr w:type="spellEnd"/>
-      <w:r>
-        <w:t xml:space="preserve"> y ver el constructor.</w:t>
-      </w:r>
-    </w:p>
-    <w:p>
-      <w:r>
-        <w:rPr>
-          <w:noProof/>
-          <w:lang w:eastAsia="es-ES"/>
-        </w:rPr>
-        <w:drawing>
-          <wp:inline distT="0" distB="0" distL="0" distR="0" wp14:anchorId="7CC28B8F" wp14:editId="4E70EA14">
-            <wp:extent cx="5400040" cy="1183640"/>
-            <wp:effectExtent l="0" t="0" r="0" b="0"/>
-            <wp:docPr id="29" name="Imagen 29"/>
-            <wp:cNvGraphicFramePr>
-              <a:graphicFrameLocks xmlns:a="http://schemas.openxmlformats.org/drawingml/2006/main" noChangeAspect="1"/>
-            </wp:cNvGraphicFramePr>
-            <a:graphic xmlns:a="http://schemas.openxmlformats.org/drawingml/2006/main">
-              <a:graphicData uri="http://schemas.openxmlformats.org/drawingml/2006/picture">
-                <pic:pic xmlns:pic="http://schemas.openxmlformats.org/drawingml/2006/picture">
-                  <pic:nvPicPr>
-                    <pic:cNvPr id="1" name=""/>
-                    <pic:cNvPicPr/>
-                  </pic:nvPicPr>
-                  <pic:blipFill>
-                    <a:blip r:embed="rId36"/>
-                    <a:stretch>
-                      <a:fillRect/>
-                    </a:stretch>
-                  </pic:blipFill>
-                  <pic:spPr>
-                    <a:xfrm>
-                      <a:off x="0" y="0"/>
-                      <a:ext cx="5400040" cy="1183640"/>
-                    </a:xfrm>
-                    <a:prstGeom prst="rect">
-                      <a:avLst/>
-                    </a:prstGeom>
-                  </pic:spPr>
-                </pic:pic>
-              </a:graphicData>
-            </a:graphic>
-          </wp:inline>
-        </w:drawing>
-      </w:r>
-    </w:p>
-    <w:p>
-      <w:r>
-        <w:t xml:space="preserve">Y desde aquí seguimos con </w:t>
-      </w:r>
-      <w:proofErr w:type="spellStart"/>
-      <w:r>
-        <w:t>Step</w:t>
-      </w:r>
-      <w:proofErr w:type="spellEnd"/>
-      <w:r>
-        <w:t xml:space="preserve"> </w:t>
-      </w:r>
-      <w:proofErr w:type="spellStart"/>
-      <w:r>
-        <w:t>Over</w:t>
-      </w:r>
-      <w:proofErr w:type="spellEnd"/>
-      <w:r>
-        <w:t>, viendo cómo se construye.</w:t>
-      </w:r>
-    </w:p>
-    <w:p>
-      <w:r>
-        <w:rPr>
-          <w:noProof/>
-          <w:lang w:eastAsia="es-ES"/>
-        </w:rPr>
-        <w:lastRenderedPageBreak/>
-        <w:drawing>
-          <wp:inline distT="0" distB="0" distL="0" distR="0" wp14:anchorId="5CD0E84A" wp14:editId="556C55B8">
-            <wp:extent cx="5400040" cy="2491740"/>
-            <wp:effectExtent l="0" t="0" r="0" b="3810"/>
-            <wp:docPr id="30" name="Imagen 30"/>
-            <wp:cNvGraphicFramePr>
-              <a:graphicFrameLocks xmlns:a="http://schemas.openxmlformats.org/drawingml/2006/main" noChangeAspect="1"/>
-            </wp:cNvGraphicFramePr>
-            <a:graphic xmlns:a="http://schemas.openxmlformats.org/drawingml/2006/main">
-              <a:graphicData uri="http://schemas.openxmlformats.org/drawingml/2006/picture">
-                <pic:pic xmlns:pic="http://schemas.openxmlformats.org/drawingml/2006/picture">
-                  <pic:nvPicPr>
-                    <pic:cNvPr id="1" name=""/>
-                    <pic:cNvPicPr/>
-                  </pic:nvPicPr>
-                  <pic:blipFill>
-                    <a:blip r:embed="rId37"/>
-                    <a:stretch>
-                      <a:fillRect/>
-                    </a:stretch>
-                  </pic:blipFill>
-                  <pic:spPr>
-                    <a:xfrm>
-                      <a:off x="0" y="0"/>
-                      <a:ext cx="5400040" cy="2491740"/>
-                    </a:xfrm>
-                    <a:prstGeom prst="rect">
-                      <a:avLst/>
-                    </a:prstGeom>
-                  </pic:spPr>
-                </pic:pic>
-              </a:graphicData>
-            </a:graphic>
-          </wp:inline>
-        </w:drawing>
-      </w:r>
-      <w:r>
-        <w:t xml:space="preserve">Sobrescribiendo los valores que anteriormente eran </w:t>
-      </w:r>
-      <w:proofErr w:type="spellStart"/>
-      <w:r>
-        <w:t>null</w:t>
-      </w:r>
-      <w:proofErr w:type="spellEnd"/>
-      <w:r>
-        <w:t>.</w:t>
-      </w:r>
-    </w:p>
-    <w:p>
-      <w:r>
-        <w:rPr>
-          <w:noProof/>
-          <w:lang w:eastAsia="es-ES"/>
-        </w:rPr>
-        <w:drawing>
-          <wp:inline distT="0" distB="0" distL="0" distR="0" wp14:anchorId="382150D5" wp14:editId="7126BED0">
-            <wp:extent cx="5400040" cy="1147445"/>
-            <wp:effectExtent l="0" t="0" r="0" b="0"/>
-            <wp:docPr id="31" name="Imagen 31"/>
-            <wp:cNvGraphicFramePr>
-              <a:graphicFrameLocks xmlns:a="http://schemas.openxmlformats.org/drawingml/2006/main" noChangeAspect="1"/>
-            </wp:cNvGraphicFramePr>
-            <a:graphic xmlns:a="http://schemas.openxmlformats.org/drawingml/2006/main">
-              <a:graphicData uri="http://schemas.openxmlformats.org/drawingml/2006/picture">
-                <pic:pic xmlns:pic="http://schemas.openxmlformats.org/drawingml/2006/picture">
-                  <pic:nvPicPr>
-                    <pic:cNvPr id="1" name=""/>
-                    <pic:cNvPicPr/>
-                  </pic:nvPicPr>
-                  <pic:blipFill>
-                    <a:blip r:embed="rId38"/>
-                    <a:stretch>
-                      <a:fillRect/>
-                    </a:stretch>
-                  </pic:blipFill>
-                  <pic:spPr>
-                    <a:xfrm>
-                      <a:off x="0" y="0"/>
-                      <a:ext cx="5400040" cy="1147445"/>
-                    </a:xfrm>
-                    <a:prstGeom prst="rect">
-                      <a:avLst/>
-                    </a:prstGeom>
-                  </pic:spPr>
-                </pic:pic>
-              </a:graphicData>
-            </a:graphic>
-          </wp:inline>
-        </w:drawing>
-      </w:r>
-      <w:r>
-        <w:t>Así seguimos, elemento por elemento.</w:t>
-      </w:r>
-    </w:p>
-    <w:p>
-      <w:r>
-        <w:rPr>
-          <w:noProof/>
-          <w:lang w:eastAsia="es-ES"/>
-        </w:rPr>
-        <w:drawing>
-          <wp:inline distT="0" distB="0" distL="0" distR="0" wp14:anchorId="76731DAE" wp14:editId="3946A09C">
-            <wp:extent cx="5400040" cy="1202055"/>
-            <wp:effectExtent l="0" t="0" r="0" b="0"/>
-            <wp:docPr id="32" name="Imagen 32"/>
-            <wp:cNvGraphicFramePr>
-              <a:graphicFrameLocks xmlns:a="http://schemas.openxmlformats.org/drawingml/2006/main" noChangeAspect="1"/>
-            </wp:cNvGraphicFramePr>
-            <a:graphic xmlns:a="http://schemas.openxmlformats.org/drawingml/2006/main">
-              <a:graphicData uri="http://schemas.openxmlformats.org/drawingml/2006/picture">
-                <pic:pic xmlns:pic="http://schemas.openxmlformats.org/drawingml/2006/picture">
-                  <pic:nvPicPr>
-                    <pic:cNvPr id="1" name=""/>
-                    <pic:cNvPicPr/>
-                  </pic:nvPicPr>
-                  <pic:blipFill>
-                    <a:blip r:embed="rId39"/>
-                    <a:stretch>
-                      <a:fillRect/>
-                    </a:stretch>
-                  </pic:blipFill>
-                  <pic:spPr>
-                    <a:xfrm>
-                      <a:off x="0" y="0"/>
-                      <a:ext cx="5400040" cy="1202055"/>
-                    </a:xfrm>
-                    <a:prstGeom prst="rect">
-                      <a:avLst/>
-                    </a:prstGeom>
-                  </pic:spPr>
-                </pic:pic>
-              </a:graphicData>
-            </a:graphic>
-          </wp:inline>
-        </w:drawing>
-      </w:r>
-    </w:p>
-    <w:p>
-      <w:r>
-        <w:t>Se nos devuelve a la línea con comentario, después de esto.</w:t>
-      </w:r>
-    </w:p>
-    <w:p>
-      <w:r>
-        <w:rPr>
-          <w:noProof/>
-          <w:lang w:eastAsia="es-ES"/>
-        </w:rPr>
-        <w:drawing>
-          <wp:inline distT="0" distB="0" distL="0" distR="0" wp14:anchorId="658C5903" wp14:editId="543FA7D9">
-            <wp:extent cx="5400040" cy="2759075"/>
-            <wp:effectExtent l="0" t="0" r="0" b="3175"/>
-            <wp:docPr id="33" name="Imagen 33"/>
-            <wp:cNvGraphicFramePr>
-              <a:graphicFrameLocks xmlns:a="http://schemas.openxmlformats.org/drawingml/2006/main" noChangeAspect="1"/>
-            </wp:cNvGraphicFramePr>
-            <a:graphic xmlns:a="http://schemas.openxmlformats.org/drawingml/2006/main">
-              <a:graphicData uri="http://schemas.openxmlformats.org/drawingml/2006/picture">
-                <pic:pic xmlns:pic="http://schemas.openxmlformats.org/drawingml/2006/picture">
-                  <pic:nvPicPr>
-                    <pic:cNvPr id="1" name=""/>
-                    <pic:cNvPicPr/>
-                  </pic:nvPicPr>
-                  <pic:blipFill>
-                    <a:blip r:embed="rId40"/>
-                    <a:stretch>
-                      <a:fillRect/>
-                    </a:stretch>
-                  </pic:blipFill>
-                  <pic:spPr>
-                    <a:xfrm>
-                      <a:off x="0" y="0"/>
-                      <a:ext cx="5400040" cy="2759075"/>
-                    </a:xfrm>
-                    <a:prstGeom prst="rect">
-                      <a:avLst/>
-                    </a:prstGeom>
-                  </pic:spPr>
-                </pic:pic>
-              </a:graphicData>
-            </a:graphic>
-          </wp:inline>
-        </w:drawing>
-      </w:r>
-    </w:p>
-    <w:p>
-      <w:r>
-        <w:t xml:space="preserve">Y estamos de vuelta en el método </w:t>
-      </w:r>
-      <w:proofErr w:type="spellStart"/>
-      <w:r>
-        <w:t>main</w:t>
-      </w:r>
-      <w:proofErr w:type="spellEnd"/>
-      <w:r>
-        <w:t xml:space="preserve">, fuera de este método auxiliar </w:t>
-      </w:r>
-      <w:proofErr w:type="spellStart"/>
-      <w:proofErr w:type="gramStart"/>
-      <w:r>
-        <w:t>crearProducto</w:t>
-      </w:r>
-      <w:proofErr w:type="spellEnd"/>
-      <w:r>
-        <w:t>(</w:t>
-      </w:r>
-      <w:proofErr w:type="gramEnd"/>
-      <w:r>
-        <w:t>).</w:t>
-      </w:r>
-    </w:p>
-    <w:p>
-      <w:r>
-        <w:lastRenderedPageBreak/>
-        <w:tab/>
-      </w:r>
-      <w:r>
-        <w:rPr>
-          <w:noProof/>
-          <w:lang w:eastAsia="es-ES"/>
-        </w:rPr>
-        <w:drawing>
-          <wp:inline distT="0" distB="0" distL="0" distR="0" wp14:anchorId="29170EEB" wp14:editId="74A4141A">
-            <wp:extent cx="5400040" cy="557530"/>
-            <wp:effectExtent l="0" t="0" r="0" b="0"/>
-            <wp:docPr id="34" name="Imagen 34"/>
-            <wp:cNvGraphicFramePr>
-              <a:graphicFrameLocks xmlns:a="http://schemas.openxmlformats.org/drawingml/2006/main" noChangeAspect="1"/>
-            </wp:cNvGraphicFramePr>
-            <a:graphic xmlns:a="http://schemas.openxmlformats.org/drawingml/2006/main">
-              <a:graphicData uri="http://schemas.openxmlformats.org/drawingml/2006/picture">
-                <pic:pic xmlns:pic="http://schemas.openxmlformats.org/drawingml/2006/picture">
-                  <pic:nvPicPr>
-                    <pic:cNvPr id="1" name=""/>
-                    <pic:cNvPicPr/>
-                  </pic:nvPicPr>
-                  <pic:blipFill>
-                    <a:blip r:embed="rId41"/>
-                    <a:stretch>
-                      <a:fillRect/>
-                    </a:stretch>
-                  </pic:blipFill>
-                  <pic:spPr>
-                    <a:xfrm>
-                      <a:off x="0" y="0"/>
-                      <a:ext cx="5400040" cy="557530"/>
-                    </a:xfrm>
-                    <a:prstGeom prst="rect">
-                      <a:avLst/>
-                    </a:prstGeom>
-                  </pic:spPr>
-                </pic:pic>
-              </a:graphicData>
-            </a:graphic>
-          </wp:inline>
-        </w:drawing>
-      </w:r>
-    </w:p>
-    <w:p>
-      <w:r>
-        <w:t>Vemos que nuestro objeto está introducido correctamente.</w:t>
-      </w:r>
-    </w:p>
-    <w:p>
-      <w:r>
-        <w:rPr>
-          <w:noProof/>
-          <w:lang w:eastAsia="es-ES"/>
-        </w:rPr>
-        <w:drawing>
-          <wp:inline distT="0" distB="0" distL="0" distR="0" wp14:anchorId="55A41544" wp14:editId="12D0BA3B">
-            <wp:extent cx="5400040" cy="611505"/>
-            <wp:effectExtent l="0" t="0" r="0" b="0"/>
-            <wp:docPr id="35" name="Imagen 35"/>
-            <wp:cNvGraphicFramePr>
-              <a:graphicFrameLocks xmlns:a="http://schemas.openxmlformats.org/drawingml/2006/main" noChangeAspect="1"/>
-            </wp:cNvGraphicFramePr>
-            <a:graphic xmlns:a="http://schemas.openxmlformats.org/drawingml/2006/main">
-              <a:graphicData uri="http://schemas.openxmlformats.org/drawingml/2006/picture">
-                <pic:pic xmlns:pic="http://schemas.openxmlformats.org/drawingml/2006/picture">
-                  <pic:nvPicPr>
-                    <pic:cNvPr id="1" name=""/>
-                    <pic:cNvPicPr/>
-                  </pic:nvPicPr>
-                  <pic:blipFill>
-                    <a:blip r:embed="rId42"/>
-                    <a:stretch>
-                      <a:fillRect/>
-                    </a:stretch>
-                  </pic:blipFill>
-                  <pic:spPr>
-                    <a:xfrm>
-                      <a:off x="0" y="0"/>
-                      <a:ext cx="5400040" cy="611505"/>
-                    </a:xfrm>
-                    <a:prstGeom prst="rect">
-                      <a:avLst/>
-                    </a:prstGeom>
-                  </pic:spPr>
-                </pic:pic>
-              </a:graphicData>
-            </a:graphic>
-          </wp:inline>
-        </w:drawing>
-      </w:r>
-    </w:p>
-    <w:p>
-      <w:r>
-        <w:t xml:space="preserve">Y ahora se inserta dentro de nuestro almacén de datos. Podemos ver que ahora nos devuelve </w:t>
-      </w:r>
-      <w:proofErr w:type="spellStart"/>
-      <w:r>
-        <w:t>null</w:t>
-      </w:r>
-      <w:proofErr w:type="spellEnd"/>
-      <w:r>
-        <w:t xml:space="preserve">, ya que un </w:t>
-      </w:r>
-      <w:proofErr w:type="spellStart"/>
-      <w:r>
-        <w:t>LinkedHashMap</w:t>
-      </w:r>
-      <w:proofErr w:type="spellEnd"/>
-      <w:r>
-        <w:t xml:space="preserve"> devuelve la casilla que la Key reemplaza, que en este caso no existía anteriormente, por lo que nos devuelve </w:t>
-      </w:r>
-      <w:proofErr w:type="spellStart"/>
-      <w:r>
-        <w:t>null</w:t>
-      </w:r>
-      <w:proofErr w:type="spellEnd"/>
-      <w:r>
-        <w:t>.</w:t>
-      </w:r>
-    </w:p>
-    <w:p>
-      <w:r>
-        <w:rPr>
-          <w:noProof/>
-          <w:lang w:eastAsia="es-ES"/>
-        </w:rPr>
-        <w:drawing>
-          <wp:inline distT="0" distB="0" distL="0" distR="0" wp14:anchorId="6C852BD1" wp14:editId="4BEEEE95">
-            <wp:extent cx="5400040" cy="1802130"/>
-            <wp:effectExtent l="0" t="0" r="0" b="7620"/>
-            <wp:docPr id="36" name="Imagen 36"/>
-            <wp:cNvGraphicFramePr>
-              <a:graphicFrameLocks xmlns:a="http://schemas.openxmlformats.org/drawingml/2006/main" noChangeAspect="1"/>
-            </wp:cNvGraphicFramePr>
-            <a:graphic xmlns:a="http://schemas.openxmlformats.org/drawingml/2006/main">
-              <a:graphicData uri="http://schemas.openxmlformats.org/drawingml/2006/picture">
-                <pic:pic xmlns:pic="http://schemas.openxmlformats.org/drawingml/2006/picture">
-                  <pic:nvPicPr>
-                    <pic:cNvPr id="1" name=""/>
-                    <pic:cNvPicPr/>
-                  </pic:nvPicPr>
-                  <pic:blipFill>
-                    <a:blip r:embed="rId43"/>
-                    <a:stretch>
-                      <a:fillRect/>
-                    </a:stretch>
-                  </pic:blipFill>
-                  <pic:spPr>
-                    <a:xfrm>
-                      <a:off x="0" y="0"/>
-                      <a:ext cx="5400040" cy="1802130"/>
-                    </a:xfrm>
-                    <a:prstGeom prst="rect">
-                      <a:avLst/>
-                    </a:prstGeom>
-                  </pic:spPr>
-                </pic:pic>
-              </a:graphicData>
-            </a:graphic>
-          </wp:inline>
-        </w:drawing>
-      </w:r>
-    </w:p>
-    <w:p>
-      <w:r>
-        <w:t xml:space="preserve">Efectivamente, al tener devuelto </w:t>
-      </w:r>
-      <w:proofErr w:type="spellStart"/>
-      <w:r>
-        <w:t>null</w:t>
-      </w:r>
-      <w:proofErr w:type="spellEnd"/>
-      <w:r>
-        <w:t xml:space="preserve">, significa que nos hemos deshecho del archivo dentro de </w:t>
-      </w:r>
-      <w:proofErr w:type="spellStart"/>
-      <w:r>
-        <w:t>storage</w:t>
-      </w:r>
-      <w:proofErr w:type="spellEnd"/>
-      <w:r>
-        <w:t>, por lo que confirmamos que ha sido creado exitosamente.</w:t>
-      </w:r>
-    </w:p>
-    <w:p>
-      <w:r>
-        <w:rPr>
-          <w:noProof/>
-          <w:lang w:eastAsia="es-ES"/>
-        </w:rPr>
-        <w:drawing>
-          <wp:inline distT="0" distB="0" distL="0" distR="0" wp14:anchorId="28439522" wp14:editId="43BD0C5F">
-            <wp:extent cx="5400040" cy="2025015"/>
-            <wp:effectExtent l="0" t="0" r="0" b="0"/>
-            <wp:docPr id="37" name="Imagen 37"/>
-            <wp:cNvGraphicFramePr>
-              <a:graphicFrameLocks xmlns:a="http://schemas.openxmlformats.org/drawingml/2006/main" noChangeAspect="1"/>
-            </wp:cNvGraphicFramePr>
-            <a:graphic xmlns:a="http://schemas.openxmlformats.org/drawingml/2006/main">
-              <a:graphicData uri="http://schemas.openxmlformats.org/drawingml/2006/picture">
-                <pic:pic xmlns:pic="http://schemas.openxmlformats.org/drawingml/2006/picture">
-                  <pic:nvPicPr>
-                    <pic:cNvPr id="1" name=""/>
-                    <pic:cNvPicPr/>
-                  </pic:nvPicPr>
-                  <pic:blipFill>
-                    <a:blip r:embed="rId44"/>
-                    <a:stretch>
-                      <a:fillRect/>
-                    </a:stretch>
-                  </pic:blipFill>
-                  <pic:spPr>
-                    <a:xfrm>
-                      <a:off x="0" y="0"/>
-                      <a:ext cx="5400040" cy="2025015"/>
-                    </a:xfrm>
-                    <a:prstGeom prst="rect">
-                      <a:avLst/>
-                    </a:prstGeom>
-                  </pic:spPr>
-                </pic:pic>
-              </a:graphicData>
-            </a:graphic>
-          </wp:inline>
-        </w:drawing>
-      </w:r>
-    </w:p>
-    <w:p>
-      <w:r>
-        <w:t xml:space="preserve">Se salta el </w:t>
-      </w:r>
-      <w:proofErr w:type="spellStart"/>
-      <w:r>
-        <w:t>else</w:t>
-      </w:r>
-      <w:proofErr w:type="spellEnd"/>
-      <w:r>
-        <w:t xml:space="preserve">, y declaramos que la variable “necesitar cambios de confirmar”, que hemos llamado </w:t>
-      </w:r>
-      <w:proofErr w:type="spellStart"/>
-      <w:r>
-        <w:t>allSaved</w:t>
-      </w:r>
-      <w:proofErr w:type="spellEnd"/>
-      <w:r>
-        <w:t>, se vuelve false, aunque ya era false.</w:t>
-      </w:r>
-    </w:p>
-    <w:p>
-      <w:r>
-        <w:rPr>
-          <w:noProof/>
-          <w:lang w:eastAsia="es-ES"/>
-        </w:rPr>
-        <w:lastRenderedPageBreak/>
-        <w:drawing>
-          <wp:inline distT="0" distB="0" distL="0" distR="0" wp14:anchorId="46907C3E" wp14:editId="2FFB274C">
-            <wp:extent cx="5400040" cy="2792095"/>
-            <wp:effectExtent l="0" t="0" r="0" b="8255"/>
-            <wp:docPr id="38" name="Imagen 38"/>
-            <wp:cNvGraphicFramePr>
-              <a:graphicFrameLocks xmlns:a="http://schemas.openxmlformats.org/drawingml/2006/main" noChangeAspect="1"/>
-            </wp:cNvGraphicFramePr>
-            <a:graphic xmlns:a="http://schemas.openxmlformats.org/drawingml/2006/main">
-              <a:graphicData uri="http://schemas.openxmlformats.org/drawingml/2006/picture">
-                <pic:pic xmlns:pic="http://schemas.openxmlformats.org/drawingml/2006/picture">
-                  <pic:nvPicPr>
-                    <pic:cNvPr id="1" name=""/>
-                    <pic:cNvPicPr/>
-                  </pic:nvPicPr>
-                  <pic:blipFill>
-                    <a:blip r:embed="rId45"/>
-                    <a:stretch>
-                      <a:fillRect/>
-                    </a:stretch>
-                  </pic:blipFill>
-                  <pic:spPr>
-                    <a:xfrm>
-                      <a:off x="0" y="0"/>
-                      <a:ext cx="5400040" cy="2792095"/>
-                    </a:xfrm>
-                    <a:prstGeom prst="rect">
-                      <a:avLst/>
-                    </a:prstGeom>
-                  </pic:spPr>
-                </pic:pic>
-              </a:graphicData>
-            </a:graphic>
-          </wp:inline>
-        </w:drawing>
-      </w:r>
-    </w:p>
-    <w:p>
-      <w:pPr>
-        <w:rPr>
-          <w:noProof/>
-          <w:lang w:eastAsia="es-ES"/>
-        </w:rPr>
-      </w:pPr>
-      <w:r>
-        <w:t xml:space="preserve">Y </w:t>
-      </w:r>
-      <w:proofErr w:type="spellStart"/>
-      <w:r>
-        <w:t>all</w:t>
-      </w:r>
-      <w:proofErr w:type="spellEnd"/>
-      <w:r>
-        <w:t xml:space="preserve"> llegar al </w:t>
-      </w:r>
-      <w:proofErr w:type="gramStart"/>
-      <w:r>
-        <w:t>pause(</w:t>
-      </w:r>
-      <w:proofErr w:type="gramEnd"/>
-      <w:r>
-        <w:t>) el programa continua ya que se necesita de input.</w:t>
-      </w:r>
-      <w:r>
-        <w:rPr>
-          <w:noProof/>
-          <w:lang w:eastAsia="es-ES"/>
-        </w:rPr>
-        <w:t xml:space="preserve"> </w:t>
-      </w:r>
-      <w:r>
-        <w:rPr>
-          <w:noProof/>
-          <w:lang w:eastAsia="es-ES"/>
-        </w:rPr>
-        <w:drawing>
-          <wp:inline distT="0" distB="0" distL="0" distR="0" wp14:anchorId="511F611B" wp14:editId="3BDD2220">
-            <wp:extent cx="5400040" cy="2696210"/>
-            <wp:effectExtent l="0" t="0" r="0" b="8890"/>
-            <wp:docPr id="39" name="Imagen 39"/>
-            <wp:cNvGraphicFramePr>
-              <a:graphicFrameLocks xmlns:a="http://schemas.openxmlformats.org/drawingml/2006/main" noChangeAspect="1"/>
-            </wp:cNvGraphicFramePr>
-            <a:graphic xmlns:a="http://schemas.openxmlformats.org/drawingml/2006/main">
-              <a:graphicData uri="http://schemas.openxmlformats.org/drawingml/2006/picture">
-                <pic:pic xmlns:pic="http://schemas.openxmlformats.org/drawingml/2006/picture">
-                  <pic:nvPicPr>
-                    <pic:cNvPr id="1" name=""/>
-                    <pic:cNvPicPr/>
-                  </pic:nvPicPr>
-                  <pic:blipFill>
-                    <a:blip r:embed="rId46"/>
-                    <a:stretch>
-                      <a:fillRect/>
-                    </a:stretch>
-                  </pic:blipFill>
-                  <pic:spPr>
-                    <a:xfrm>
-                      <a:off x="0" y="0"/>
-                      <a:ext cx="5400040" cy="2696210"/>
-                    </a:xfrm>
-                    <a:prstGeom prst="rect">
-                      <a:avLst/>
-                    </a:prstGeom>
-                  </pic:spPr>
-                </pic:pic>
-              </a:graphicData>
-            </a:graphic>
-          </wp:inline>
-        </w:drawing>
-      </w:r>
-    </w:p>
-    <w:p>
-      <w:pPr>
-        <w:rPr>
-          <w:noProof/>
-          <w:lang w:eastAsia="es-ES"/>
-        </w:rPr>
-      </w:pPr>
-      <w:r>
-        <w:rPr>
-          <w:noProof/>
-          <w:lang w:eastAsia="es-ES"/>
-        </w:rPr>
-        <w:t>Si le damos a pause, podemos ver que está leyendo bytes del scanner.</w:t>
-      </w:r>
-    </w:p>
-    <w:p>
-      <w:r>
-        <w:rPr>
-          <w:noProof/>
-          <w:lang w:eastAsia="es-ES"/>
-        </w:rPr>
-        <w:lastRenderedPageBreak/>
-        <w:drawing>
-          <wp:inline distT="0" distB="0" distL="0" distR="0" wp14:anchorId="2D72ECE2" wp14:editId="2CF669FA">
-            <wp:extent cx="5400040" cy="3239770"/>
-            <wp:effectExtent l="0" t="0" r="0" b="0"/>
-            <wp:docPr id="40" name="Imagen 40"/>
-            <wp:cNvGraphicFramePr>
-              <a:graphicFrameLocks xmlns:a="http://schemas.openxmlformats.org/drawingml/2006/main" noChangeAspect="1"/>
-            </wp:cNvGraphicFramePr>
-            <a:graphic xmlns:a="http://schemas.openxmlformats.org/drawingml/2006/main">
-              <a:graphicData uri="http://schemas.openxmlformats.org/drawingml/2006/picture">
-                <pic:pic xmlns:pic="http://schemas.openxmlformats.org/drawingml/2006/picture">
-                  <pic:nvPicPr>
-                    <pic:cNvPr id="1" name=""/>
-                    <pic:cNvPicPr/>
-                  </pic:nvPicPr>
-                  <pic:blipFill>
-                    <a:blip r:embed="rId47"/>
-                    <a:stretch>
-                      <a:fillRect/>
-                    </a:stretch>
-                  </pic:blipFill>
-                  <pic:spPr>
-                    <a:xfrm>
-                      <a:off x="0" y="0"/>
-                      <a:ext cx="5400040" cy="3239770"/>
-                    </a:xfrm>
-                    <a:prstGeom prst="rect">
-                      <a:avLst/>
-                    </a:prstGeom>
-                  </pic:spPr>
-                </pic:pic>
-              </a:graphicData>
-            </a:graphic>
-          </wp:inline>
-        </w:drawing>
-      </w:r>
-      <w:r>
-        <w:t xml:space="preserve">Le damos valores mientras esté pausado, y continuamos leyendo. Aunque ahora también vamos a usar este momento para realizar unas consultas a nuestro último objeto, ahora ya en </w:t>
-      </w:r>
-      <w:proofErr w:type="spellStart"/>
-      <w:r>
-        <w:t>storage</w:t>
-      </w:r>
-      <w:proofErr w:type="spellEnd"/>
-      <w:r>
-        <w:t>.</w:t>
-      </w:r>
-    </w:p>
-    <w:p>
-      <w:r>
-        <w:rPr>
-          <w:noProof/>
-          <w:lang w:eastAsia="es-ES"/>
-        </w:rPr>
-        <w:drawing>
-          <wp:inline distT="0" distB="0" distL="0" distR="0" wp14:anchorId="044C676D" wp14:editId="02287EA4">
-            <wp:extent cx="3372321" cy="762106"/>
-            <wp:effectExtent l="0" t="0" r="0" b="0"/>
-            <wp:docPr id="41" name="Imagen 41"/>
-            <wp:cNvGraphicFramePr>
-              <a:graphicFrameLocks xmlns:a="http://schemas.openxmlformats.org/drawingml/2006/main" noChangeAspect="1"/>
-            </wp:cNvGraphicFramePr>
-            <a:graphic xmlns:a="http://schemas.openxmlformats.org/drawingml/2006/main">
-              <a:graphicData uri="http://schemas.openxmlformats.org/drawingml/2006/picture">
-                <pic:pic xmlns:pic="http://schemas.openxmlformats.org/drawingml/2006/picture">
-                  <pic:nvPicPr>
-                    <pic:cNvPr id="1" name=""/>
-                    <pic:cNvPicPr/>
-                  </pic:nvPicPr>
-                  <pic:blipFill>
-                    <a:blip r:embed="rId48"/>
-                    <a:stretch>
-                      <a:fillRect/>
-                    </a:stretch>
-                  </pic:blipFill>
-                  <pic:spPr>
-                    <a:xfrm>
-                      <a:off x="0" y="0"/>
-                      <a:ext cx="3372321" cy="762106"/>
-                    </a:xfrm>
-                    <a:prstGeom prst="rect">
-                      <a:avLst/>
-                    </a:prstGeom>
-                  </pic:spPr>
-                </pic:pic>
-              </a:graphicData>
-            </a:graphic>
-          </wp:inline>
-        </w:drawing>
-      </w:r>
-    </w:p>
-    <w:p>
-      <w:r>
-        <w:t>Realizado.</w:t>
-      </w:r>
-    </w:p>
-    <w:p>
-      <w:r>
-        <w:rPr>
-          <w:noProof/>
-          <w:lang w:eastAsia="es-ES"/>
-        </w:rPr>
-        <w:drawing>
-          <wp:inline distT="0" distB="0" distL="0" distR="0" wp14:anchorId="668F1C56" wp14:editId="1B3F0961">
-            <wp:extent cx="5400040" cy="588645"/>
-            <wp:effectExtent l="0" t="0" r="0" b="1905"/>
-            <wp:docPr id="42" name="Imagen 42"/>
-            <wp:cNvGraphicFramePr>
-              <a:graphicFrameLocks xmlns:a="http://schemas.openxmlformats.org/drawingml/2006/main" noChangeAspect="1"/>
-            </wp:cNvGraphicFramePr>
-            <a:graphic xmlns:a="http://schemas.openxmlformats.org/drawingml/2006/main">
-              <a:graphicData uri="http://schemas.openxmlformats.org/drawingml/2006/picture">
-                <pic:pic xmlns:pic="http://schemas.openxmlformats.org/drawingml/2006/picture">
-                  <pic:nvPicPr>
-                    <pic:cNvPr id="1" name=""/>
-                    <pic:cNvPicPr/>
-                  </pic:nvPicPr>
-                  <pic:blipFill>
-                    <a:blip r:embed="rId49"/>
-                    <a:stretch>
-                      <a:fillRect/>
-                    </a:stretch>
-                  </pic:blipFill>
-                  <pic:spPr>
-                    <a:xfrm>
-                      <a:off x="0" y="0"/>
-                      <a:ext cx="5400040" cy="588645"/>
-                    </a:xfrm>
-                    <a:prstGeom prst="rect">
-                      <a:avLst/>
-                    </a:prstGeom>
-                  </pic:spPr>
-                </pic:pic>
-              </a:graphicData>
-            </a:graphic>
-          </wp:inline>
-        </w:drawing>
-      </w:r>
-    </w:p>
-    <w:p>
-      <w:r>
-        <w:rPr>
-          <w:noProof/>
-          <w:lang w:eastAsia="es-ES"/>
-        </w:rPr>
-        <w:drawing>
-          <wp:inline distT="0" distB="0" distL="0" distR="0" wp14:anchorId="5C579B90" wp14:editId="27F7CE89">
-            <wp:extent cx="3639058" cy="847843"/>
-            <wp:effectExtent l="0" t="0" r="0" b="9525"/>
-            <wp:docPr id="44" name="Imagen 44"/>
-            <wp:cNvGraphicFramePr>
-              <a:graphicFrameLocks xmlns:a="http://schemas.openxmlformats.org/drawingml/2006/main" noChangeAspect="1"/>
-            </wp:cNvGraphicFramePr>
-            <a:graphic xmlns:a="http://schemas.openxmlformats.org/drawingml/2006/main">
-              <a:graphicData uri="http://schemas.openxmlformats.org/drawingml/2006/picture">
-                <pic:pic xmlns:pic="http://schemas.openxmlformats.org/drawingml/2006/picture">
-                  <pic:nvPicPr>
-                    <pic:cNvPr id="1" name=""/>
-                    <pic:cNvPicPr/>
-                  </pic:nvPicPr>
-                  <pic:blipFill>
-                    <a:blip r:embed="rId50"/>
-                    <a:stretch>
-                      <a:fillRect/>
-                    </a:stretch>
-                  </pic:blipFill>
-                  <pic:spPr>
-                    <a:xfrm>
-                      <a:off x="0" y="0"/>
-                      <a:ext cx="3639058" cy="847843"/>
-                    </a:xfrm>
-                    <a:prstGeom prst="rect">
-                      <a:avLst/>
-                    </a:prstGeom>
-                  </pic:spPr>
-                </pic:pic>
-              </a:graphicData>
-            </a:graphic>
-          </wp:inline>
-        </w:drawing>
-      </w:r>
-    </w:p>
-    <w:p>
-      <w:r>
-        <w:t xml:space="preserve">Podemos intentar probar a realizar cambios aquí. A través del </w:t>
-      </w:r>
-      <w:proofErr w:type="spellStart"/>
-      <w:r>
-        <w:t>debug</w:t>
-      </w:r>
-      <w:proofErr w:type="spellEnd"/>
-      <w:r>
-        <w:t>.</w:t>
-      </w:r>
-    </w:p>
-    <w:p>
-      <w:r>
-        <w:rPr>
-          <w:noProof/>
-          <w:lang w:eastAsia="es-ES"/>
-        </w:rPr>
-        <w:drawing>
-          <wp:inline distT="0" distB="0" distL="0" distR="0" wp14:anchorId="68BB34D6" wp14:editId="70E6D220">
-            <wp:extent cx="5400040" cy="1200785"/>
-            <wp:effectExtent l="0" t="0" r="0" b="0"/>
-            <wp:docPr id="45" name="Imagen 45"/>
-            <wp:cNvGraphicFramePr>
-              <a:graphicFrameLocks xmlns:a="http://schemas.openxmlformats.org/drawingml/2006/main" noChangeAspect="1"/>
-            </wp:cNvGraphicFramePr>
-            <a:graphic xmlns:a="http://schemas.openxmlformats.org/drawingml/2006/main">
-              <a:graphicData uri="http://schemas.openxmlformats.org/drawingml/2006/picture">
-                <pic:pic xmlns:pic="http://schemas.openxmlformats.org/drawingml/2006/picture">
-                  <pic:nvPicPr>
-                    <pic:cNvPr id="1" name=""/>
-                    <pic:cNvPicPr/>
-                  </pic:nvPicPr>
-                  <pic:blipFill>
-                    <a:blip r:embed="rId51"/>
-                    <a:stretch>
-                      <a:fillRect/>
-                    </a:stretch>
-                  </pic:blipFill>
-                  <pic:spPr>
-                    <a:xfrm>
-                      <a:off x="0" y="0"/>
-                      <a:ext cx="5400040" cy="1200785"/>
-                    </a:xfrm>
-                    <a:prstGeom prst="rect">
-                      <a:avLst/>
-                    </a:prstGeom>
-                  </pic:spPr>
-                </pic:pic>
-              </a:graphicData>
-            </a:graphic>
-          </wp:inline>
-        </w:drawing>
-      </w:r>
-    </w:p>
-    <w:p>
-      <w:r>
-        <w:t xml:space="preserve">Y desde aquí abrimos </w:t>
-      </w:r>
-      <w:proofErr w:type="spellStart"/>
-      <w:r>
-        <w:t>storage</w:t>
-      </w:r>
-      <w:proofErr w:type="spellEnd"/>
-      <w:r>
-        <w:t xml:space="preserve"> y comprobamos.</w:t>
-      </w:r>
-    </w:p>
-    <w:p>
-      <w:r>
-        <w:rPr>
-          <w:noProof/>
-          <w:lang w:eastAsia="es-ES"/>
-        </w:rPr>
-        <w:lastRenderedPageBreak/>
-        <w:drawing>
-          <wp:inline distT="0" distB="0" distL="0" distR="0" wp14:anchorId="62181467" wp14:editId="50D39A25">
-            <wp:extent cx="5400040" cy="1207770"/>
-            <wp:effectExtent l="0" t="0" r="0" b="0"/>
-            <wp:docPr id="46" name="Imagen 46"/>
-            <wp:cNvGraphicFramePr>
-              <a:graphicFrameLocks xmlns:a="http://schemas.openxmlformats.org/drawingml/2006/main" noChangeAspect="1"/>
-            </wp:cNvGraphicFramePr>
-            <a:graphic xmlns:a="http://schemas.openxmlformats.org/drawingml/2006/main">
-              <a:graphicData uri="http://schemas.openxmlformats.org/drawingml/2006/picture">
-                <pic:pic xmlns:pic="http://schemas.openxmlformats.org/drawingml/2006/picture">
-                  <pic:nvPicPr>
-                    <pic:cNvPr id="1" name=""/>
-                    <pic:cNvPicPr/>
-                  </pic:nvPicPr>
-                  <pic:blipFill>
-                    <a:blip r:embed="rId52"/>
-                    <a:stretch>
-                      <a:fillRect/>
-                    </a:stretch>
-                  </pic:blipFill>
-                  <pic:spPr>
-                    <a:xfrm>
-                      <a:off x="0" y="0"/>
-                      <a:ext cx="5400040" cy="1207770"/>
-                    </a:xfrm>
-                    <a:prstGeom prst="rect">
-                      <a:avLst/>
-                    </a:prstGeom>
-                  </pic:spPr>
-                </pic:pic>
-              </a:graphicData>
-            </a:graphic>
-          </wp:inline>
-        </w:drawing>
-      </w:r>
-      <w:r>
-        <w:t xml:space="preserve">Efectivamente, se ha guardado de forma correcta la cantidad usando el set dentro del propio </w:t>
-      </w:r>
-      <w:proofErr w:type="spellStart"/>
-      <w:r>
-        <w:t>debuggeador</w:t>
-      </w:r>
-      <w:proofErr w:type="spellEnd"/>
-      <w:r>
-        <w:t>.</w:t>
-      </w:r>
-    </w:p>
-    <w:p>
-      <w:r>
-        <w:t>Con esto, se concluye el experimento.</w:t>
-      </w:r>
-    </w:p>
-    <w:p/>
-    <w:p>
-      <w:r>
-        <w:br w:type="page"/>
-      </w:r>
-    </w:p>
-    <w:p>
-      <w:pPr>
-        <w:pStyle w:val="Ttulo1"/>
-      </w:pPr>
-      <w:bookmarkStart w:id="5" w:name="_Toc221270416"/>
-      <w:r>
-        <w:lastRenderedPageBreak/>
-        <w:t>Conclusiones</w:t>
-      </w:r>
-      <w:bookmarkEnd w:id="5"/>
-    </w:p>
-    <w:p/>
-    <w:p>
-      <w:r>
-        <w:t>Con estos cambios, hemos logrado conseguir lo deseado. Que podamos leer lo que hace el programa.</w:t>
+        <w:t>Escribimos el nombre, y es cambiada en todos los lugares donde estuvo escrito.</w:t>
       </w:r>
     </w:p>
     <w:sectPr>
-      <w:footerReference w:type="default" r:id="rId53"/>
+      <w:footerReference w:type="default" r:id="rId18"/>
       <w:pgSz w:w="11906" w:h="16838"/>
       <w:pgMar w:top="1417" w:right="1701" w:bottom="1417" w:left="1701" w:header="708" w:footer="708" w:gutter="0"/>
       <w:pgNumType w:start="0"/>
@@ -4162,7 +2105,7 @@
 </file>
 
 <file path=word/endnotes.xml><?xml version="1.0" encoding="utf-8"?>
-<w:endnotes xmlns:wpc="http://schemas.microsoft.com/office/word/2010/wordprocessingCanvas" xmlns:cx="http://schemas.microsoft.com/office/drawing/2014/chartex" xmlns:mc="http://schemas.openxmlformats.org/markup-compatibility/2006" xmlns:o="urn:schemas-microsoft-com:office:office" xmlns:r="http://schemas.openxmlformats.org/officeDocument/2006/relationships" xmlns:m="http://schemas.openxmlformats.org/officeDocument/2006/math" xmlns:v="urn:schemas-microsoft-com:vml" xmlns:wp14="http://schemas.microsoft.com/office/word/2010/wordprocessingDrawing" xmlns:wp="http://schemas.openxmlformats.org/drawingml/2006/wordprocessingDrawing" xmlns:w10="urn:schemas-microsoft-com:office:word" xmlns:w="http://schemas.openxmlformats.org/wordprocessingml/2006/main" xmlns:w14="http://schemas.microsoft.com/office/word/2010/wordml" xmlns:w15="http://schemas.microsoft.com/office/word/2012/wordml" xmlns:w16se="http://schemas.microsoft.com/office/word/2015/wordml/symex" xmlns:wpg="http://schemas.microsoft.com/office/word/2010/wordprocessingGroup" xmlns:wpi="http://schemas.microsoft.com/office/word/2010/wordprocessingInk" xmlns:wne="http://schemas.microsoft.com/office/word/2006/wordml" xmlns:wps="http://schemas.microsoft.com/office/word/2010/wordprocessingShape" mc:Ignorable="w14 w15 w16se wp14">
+<w:endnotes xmlns:wpc="http://schemas.microsoft.com/office/word/2010/wordprocessingCanvas" xmlns:cx="http://schemas.microsoft.com/office/drawing/2014/chartex" xmlns:cx1="http://schemas.microsoft.com/office/drawing/2015/9/8/chartex" xmlns:cx2="http://schemas.microsoft.com/office/drawing/2015/10/21/chartex" xmlns:cx3="http://schemas.microsoft.com/office/drawing/2016/5/9/chartex" xmlns:cx4="http://schemas.microsoft.com/office/drawing/2016/5/10/chartex" xmlns:cx5="http://schemas.microsoft.com/office/drawing/2016/5/11/chartex" xmlns:cx6="http://schemas.microsoft.com/office/drawing/2016/5/12/chartex" xmlns:cx7="http://schemas.microsoft.com/office/drawing/2016/5/13/chartex" xmlns:cx8="http://schemas.microsoft.com/office/drawing/2016/5/14/chartex" xmlns:mc="http://schemas.openxmlformats.org/markup-compatibility/2006" xmlns:aink="http://schemas.microsoft.com/office/drawing/2016/ink" xmlns:am3d="http://schemas.microsoft.com/office/drawing/2017/model3d" xmlns:o="urn:schemas-microsoft-com:office:office" xmlns:oel="http://schemas.microsoft.com/office/2019/extlst" xmlns:r="http://schemas.openxmlformats.org/officeDocument/2006/relationships" xmlns:m="http://schemas.openxmlformats.org/officeDocument/2006/math" xmlns:v="urn:schemas-microsoft-com:vml" xmlns:wp14="http://schemas.microsoft.com/office/word/2010/wordprocessingDrawing" xmlns:wp="http://schemas.openxmlformats.org/drawingml/2006/wordprocessingDrawing" xmlns:w10="urn:schemas-microsoft-com:office:word" xmlns:w="http://schemas.openxmlformats.org/wordprocessingml/2006/main" xmlns:w14="http://schemas.microsoft.com/office/word/2010/wordml" xmlns:w15="http://schemas.microsoft.com/office/word/2012/wordml" xmlns:w16cex="http://schemas.microsoft.com/office/word/2018/wordml/cex" xmlns:w16cid="http://schemas.microsoft.com/office/word/2016/wordml/cid" xmlns:w16="http://schemas.microsoft.com/office/word/2018/wordml" xmlns:w16du="http://schemas.microsoft.com/office/word/2023/wordml/word16du" xmlns:w16sdtdh="http://schemas.microsoft.com/office/word/2020/wordml/sdtdatahash" xmlns:w16sdtfl="http://schemas.microsoft.com/office/word/2024/wordml/sdtformatlock" xmlns:w16se="http://schemas.microsoft.com/office/word/2015/wordml/symex" xmlns:wpg="http://schemas.microsoft.com/office/word/2010/wordprocessingGroup" xmlns:wpi="http://schemas.microsoft.com/office/word/2010/wordprocessingInk" xmlns:wne="http://schemas.microsoft.com/office/word/2006/wordml" xmlns:wps="http://schemas.microsoft.com/office/word/2010/wordprocessingShape" mc:Ignorable="w14 w15 w16se w16cid w16 w16cex w16sdtdh w16sdtfl w16du wp14">
   <w:endnote w:type="separator" w:id="-1">
     <w:p>
       <w:pPr>
@@ -4187,7 +2130,7 @@
 </file>
 
 <file path=word/footer1.xml><?xml version="1.0" encoding="utf-8"?>
-<w:ftr xmlns:wpc="http://schemas.microsoft.com/office/word/2010/wordprocessingCanvas" xmlns:cx="http://schemas.microsoft.com/office/drawing/2014/chartex" xmlns:mc="http://schemas.openxmlformats.org/markup-compatibility/2006" xmlns:o="urn:schemas-microsoft-com:office:office" xmlns:r="http://schemas.openxmlformats.org/officeDocument/2006/relationships" xmlns:m="http://schemas.openxmlformats.org/officeDocument/2006/math" xmlns:v="urn:schemas-microsoft-com:vml" xmlns:wp14="http://schemas.microsoft.com/office/word/2010/wordprocessingDrawing" xmlns:wp="http://schemas.openxmlformats.org/drawingml/2006/wordprocessingDrawing" xmlns:w10="urn:schemas-microsoft-com:office:word" xmlns:w="http://schemas.openxmlformats.org/wordprocessingml/2006/main" xmlns:w14="http://schemas.microsoft.com/office/word/2010/wordml" xmlns:w15="http://schemas.microsoft.com/office/word/2012/wordml" xmlns:w16se="http://schemas.microsoft.com/office/word/2015/wordml/symex" xmlns:wpg="http://schemas.microsoft.com/office/word/2010/wordprocessingGroup" xmlns:wpi="http://schemas.microsoft.com/office/word/2010/wordprocessingInk" xmlns:wne="http://schemas.microsoft.com/office/word/2006/wordml" xmlns:wps="http://schemas.microsoft.com/office/word/2010/wordprocessingShape" mc:Ignorable="w14 w15 w16se wp14">
+<w:ftr xmlns:wpc="http://schemas.microsoft.com/office/word/2010/wordprocessingCanvas" xmlns:cx="http://schemas.microsoft.com/office/drawing/2014/chartex" xmlns:cx1="http://schemas.microsoft.com/office/drawing/2015/9/8/chartex" xmlns:cx2="http://schemas.microsoft.com/office/drawing/2015/10/21/chartex" xmlns:cx3="http://schemas.microsoft.com/office/drawing/2016/5/9/chartex" xmlns:cx4="http://schemas.microsoft.com/office/drawing/2016/5/10/chartex" xmlns:cx5="http://schemas.microsoft.com/office/drawing/2016/5/11/chartex" xmlns:cx6="http://schemas.microsoft.com/office/drawing/2016/5/12/chartex" xmlns:cx7="http://schemas.microsoft.com/office/drawing/2016/5/13/chartex" xmlns:cx8="http://schemas.microsoft.com/office/drawing/2016/5/14/chartex" xmlns:mc="http://schemas.openxmlformats.org/markup-compatibility/2006" xmlns:aink="http://schemas.microsoft.com/office/drawing/2016/ink" xmlns:am3d="http://schemas.microsoft.com/office/drawing/2017/model3d" xmlns:o="urn:schemas-microsoft-com:office:office" xmlns:oel="http://schemas.microsoft.com/office/2019/extlst" xmlns:r="http://schemas.openxmlformats.org/officeDocument/2006/relationships" xmlns:m="http://schemas.openxmlformats.org/officeDocument/2006/math" xmlns:v="urn:schemas-microsoft-com:vml" xmlns:wp14="http://schemas.microsoft.com/office/word/2010/wordprocessingDrawing" xmlns:wp="http://schemas.openxmlformats.org/drawingml/2006/wordprocessingDrawing" xmlns:w10="urn:schemas-microsoft-com:office:word" xmlns:w="http://schemas.openxmlformats.org/wordprocessingml/2006/main" xmlns:w14="http://schemas.microsoft.com/office/word/2010/wordml" xmlns:w15="http://schemas.microsoft.com/office/word/2012/wordml" xmlns:w16cex="http://schemas.microsoft.com/office/word/2018/wordml/cex" xmlns:w16cid="http://schemas.microsoft.com/office/word/2016/wordml/cid" xmlns:w16="http://schemas.microsoft.com/office/word/2018/wordml" xmlns:w16du="http://schemas.microsoft.com/office/word/2023/wordml/word16du" xmlns:w16sdtdh="http://schemas.microsoft.com/office/word/2020/wordml/sdtdatahash" xmlns:w16sdtfl="http://schemas.microsoft.com/office/word/2024/wordml/sdtformatlock" xmlns:w16se="http://schemas.microsoft.com/office/word/2015/wordml/symex" xmlns:wpg="http://schemas.microsoft.com/office/word/2010/wordprocessingGroup" xmlns:wpi="http://schemas.microsoft.com/office/word/2010/wordprocessingInk" xmlns:wne="http://schemas.microsoft.com/office/word/2006/wordml" xmlns:wps="http://schemas.microsoft.com/office/word/2010/wordprocessingShape" mc:Ignorable="w14 w15 w16se w16cid w16 w16cex w16sdtdh w16sdtfl w16du wp14">
   <w:sdt>
     <w:sdtPr>
       <w:id w:val="-624165570"/>
@@ -4196,11 +2139,10 @@
         <w:docPartUnique/>
       </w:docPartObj>
     </w:sdtPr>
-    <w:sdtEndPr/>
     <w:sdtContent>
       <w:p>
         <w:pPr>
-          <w:pStyle w:val="Piedepgina"/>
+          <w:pStyle w:val="Footer"/>
         </w:pPr>
         <w:r>
           <w:rPr>
@@ -4210,7 +2152,7 @@
           <mc:AlternateContent>
             <mc:Choice Requires="wps">
               <w:drawing>
-                <wp:anchor distT="0" distB="0" distL="114300" distR="114300" simplePos="0" relativeHeight="251659264" behindDoc="0" locked="0" layoutInCell="1" allowOverlap="1">
+                <wp:anchor distT="0" distB="0" distL="114300" distR="114300" simplePos="0" relativeHeight="251659264" behindDoc="0" locked="0" layoutInCell="1" allowOverlap="1" wp14:anchorId="47B907F3" wp14:editId="2072D02B">
                   <wp:simplePos x="0" y="0"/>
                   <wp:positionH relativeFrom="rightMargin">
                     <wp:align>center</wp:align>
@@ -4262,7 +2204,7 @@
                           <w:txbxContent>
                             <w:p>
                               <w:pPr>
-                                <w:pStyle w:val="Piedepgina"/>
+                                <w:pStyle w:val="Footer"/>
                                 <w:rPr>
                                   <w:color w:val="5B9BD5" w:themeColor="accent1"/>
                                 </w:rPr>
@@ -4309,12 +2251,12 @@
             </mc:Choice>
             <mc:Fallback>
               <w:pict>
-                <v:oval id="Elipse 48" o:spid="_x0000_s1028" style="position:absolute;margin-left:0;margin-top:0;width:44.25pt;height:44.25pt;rotation:180;flip:x;z-index:251659264;visibility:visible;mso-wrap-style:square;mso-width-percent:0;mso-height-percent:0;mso-wrap-distance-left:9pt;mso-wrap-distance-top:0;mso-wrap-distance-right:9pt;mso-wrap-distance-bottom:0;mso-position-horizontal:center;mso-position-horizontal-relative:right-margin-area;mso-position-vertical:center;mso-position-vertical-relative:bottom-margin-area;mso-width-percent:0;mso-height-percent:0;mso-width-relative:page;mso-height-relative:bottom-margin-area;v-text-anchor:middle" o:gfxdata="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" filled="f" fillcolor="#c0504d" strokecolor="#adc1d9" strokeweight="1pt">
+                <v:oval w14:anchorId="47B907F3" id="Elipse 48" o:spid="_x0000_s1028" style="position:absolute;margin-left:0;margin-top:0;width:44.25pt;height:44.25pt;rotation:180;flip:x;z-index:251659264;visibility:visible;mso-wrap-style:square;mso-width-percent:0;mso-height-percent:0;mso-wrap-distance-left:9pt;mso-wrap-distance-top:0;mso-wrap-distance-right:9pt;mso-wrap-distance-bottom:0;mso-position-horizontal:center;mso-position-horizontal-relative:right-margin-area;mso-position-vertical:center;mso-position-vertical-relative:bottom-margin-area;mso-width-percent:0;mso-height-percent:0;mso-width-relative:page;mso-height-relative:bottom-margin-area;v-text-anchor:middle" o:gfxdata="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" filled="f" fillcolor="#c0504d" strokecolor="#adc1d9" strokeweight="1pt">
                   <v:textbox inset=",0,,0">
                     <w:txbxContent>
                       <w:p>
                         <w:pPr>
-                          <w:pStyle w:val="Piedepgina"/>
+                          <w:pStyle w:val="Footer"/>
                           <w:rPr>
                             <w:color w:val="5B9BD5" w:themeColor="accent1"/>
                           </w:rPr>
@@ -4357,7 +2299,7 @@
 </file>
 
 <file path=word/footnotes.xml><?xml version="1.0" encoding="utf-8"?>
-<w:footnotes xmlns:wpc="http://schemas.microsoft.com/office/word/2010/wordprocessingCanvas" xmlns:cx="http://schemas.microsoft.com/office/drawing/2014/chartex" xmlns:mc="http://schemas.openxmlformats.org/markup-compatibility/2006" xmlns:o="urn:schemas-microsoft-com:office:office" xmlns:r="http://schemas.openxmlformats.org/officeDocument/2006/relationships" xmlns:m="http://schemas.openxmlformats.org/officeDocument/2006/math" xmlns:v="urn:schemas-microsoft-com:vml" xmlns:wp14="http://schemas.microsoft.com/office/word/2010/wordprocessingDrawing" xmlns:wp="http://schemas.openxmlformats.org/drawingml/2006/wordprocessingDrawing" xmlns:w10="urn:schemas-microsoft-com:office:word" xmlns:w="http://schemas.openxmlformats.org/wordprocessingml/2006/main" xmlns:w14="http://schemas.microsoft.com/office/word/2010/wordml" xmlns:w15="http://schemas.microsoft.com/office/word/2012/wordml" xmlns:w16se="http://schemas.microsoft.com/office/word/2015/wordml/symex" xmlns:wpg="http://schemas.microsoft.com/office/word/2010/wordprocessingGroup" xmlns:wpi="http://schemas.microsoft.com/office/word/2010/wordprocessingInk" xmlns:wne="http://schemas.microsoft.com/office/word/2006/wordml" xmlns:wps="http://schemas.microsoft.com/office/word/2010/wordprocessingShape" mc:Ignorable="w14 w15 w16se wp14">
+<w:footnotes xmlns:wpc="http://schemas.microsoft.com/office/word/2010/wordprocessingCanvas" xmlns:cx="http://schemas.microsoft.com/office/drawing/2014/chartex" xmlns:cx1="http://schemas.microsoft.com/office/drawing/2015/9/8/chartex" xmlns:cx2="http://schemas.microsoft.com/office/drawing/2015/10/21/chartex" xmlns:cx3="http://schemas.microsoft.com/office/drawing/2016/5/9/chartex" xmlns:cx4="http://schemas.microsoft.com/office/drawing/2016/5/10/chartex" xmlns:cx5="http://schemas.microsoft.com/office/drawing/2016/5/11/chartex" xmlns:cx6="http://schemas.microsoft.com/office/drawing/2016/5/12/chartex" xmlns:cx7="http://schemas.microsoft.com/office/drawing/2016/5/13/chartex" xmlns:cx8="http://schemas.microsoft.com/office/drawing/2016/5/14/chartex" xmlns:mc="http://schemas.openxmlformats.org/markup-compatibility/2006" xmlns:aink="http://schemas.microsoft.com/office/drawing/2016/ink" xmlns:am3d="http://schemas.microsoft.com/office/drawing/2017/model3d" xmlns:o="urn:schemas-microsoft-com:office:office" xmlns:oel="http://schemas.microsoft.com/office/2019/extlst" xmlns:r="http://schemas.openxmlformats.org/officeDocument/2006/relationships" xmlns:m="http://schemas.openxmlformats.org/officeDocument/2006/math" xmlns:v="urn:schemas-microsoft-com:vml" xmlns:wp14="http://schemas.microsoft.com/office/word/2010/wordprocessingDrawing" xmlns:wp="http://schemas.openxmlformats.org/drawingml/2006/wordprocessingDrawing" xmlns:w10="urn:schemas-microsoft-com:office:word" xmlns:w="http://schemas.openxmlformats.org/wordprocessingml/2006/main" xmlns:w14="http://schemas.microsoft.com/office/word/2010/wordml" xmlns:w15="http://schemas.microsoft.com/office/word/2012/wordml" xmlns:w16cex="http://schemas.microsoft.com/office/word/2018/wordml/cex" xmlns:w16cid="http://schemas.microsoft.com/office/word/2016/wordml/cid" xmlns:w16="http://schemas.microsoft.com/office/word/2018/wordml" xmlns:w16du="http://schemas.microsoft.com/office/word/2023/wordml/word16du" xmlns:w16sdtdh="http://schemas.microsoft.com/office/word/2020/wordml/sdtdatahash" xmlns:w16sdtfl="http://schemas.microsoft.com/office/word/2024/wordml/sdtformatlock" xmlns:w16se="http://schemas.microsoft.com/office/word/2015/wordml/symex" xmlns:wpg="http://schemas.microsoft.com/office/word/2010/wordprocessingGroup" xmlns:wpi="http://schemas.microsoft.com/office/word/2010/wordprocessingInk" xmlns:wne="http://schemas.microsoft.com/office/word/2006/wordml" xmlns:wps="http://schemas.microsoft.com/office/word/2010/wordprocessingShape" mc:Ignorable="w14 w15 w16se w16cid w16 w16cex w16sdtdh w16sdtfl w16du wp14">
   <w:footnote w:type="separator" w:id="-1">
     <w:p>
       <w:pPr>
@@ -4382,7 +2324,7 @@
 </file>
 
 <file path=word/numbering.xml><?xml version="1.0" encoding="utf-8"?>
-<w:numbering xmlns:wpc="http://schemas.microsoft.com/office/word/2010/wordprocessingCanvas" xmlns:cx="http://schemas.microsoft.com/office/drawing/2014/chartex" xmlns:mc="http://schemas.openxmlformats.org/markup-compatibility/2006" xmlns:o="urn:schemas-microsoft-com:office:office" xmlns:r="http://schemas.openxmlformats.org/officeDocument/2006/relationships" xmlns:m="http://schemas.openxmlformats.org/officeDocument/2006/math" xmlns:v="urn:schemas-microsoft-com:vml" xmlns:wp14="http://schemas.microsoft.com/office/word/2010/wordprocessingDrawing" xmlns:wp="http://schemas.openxmlformats.org/drawingml/2006/wordprocessingDrawing" xmlns:w10="urn:schemas-microsoft-com:office:word" xmlns:w="http://schemas.openxmlformats.org/wordprocessingml/2006/main" xmlns:w14="http://schemas.microsoft.com/office/word/2010/wordml" xmlns:w15="http://schemas.microsoft.com/office/word/2012/wordml" xmlns:w16se="http://schemas.microsoft.com/office/word/2015/wordml/symex" xmlns:wpg="http://schemas.microsoft.com/office/word/2010/wordprocessingGroup" xmlns:wpi="http://schemas.microsoft.com/office/word/2010/wordprocessingInk" xmlns:wne="http://schemas.microsoft.com/office/word/2006/wordml" xmlns:wps="http://schemas.microsoft.com/office/word/2010/wordprocessingShape" mc:Ignorable="w14 w15 w16se wp14">
+<w:numbering xmlns:wpc="http://schemas.microsoft.com/office/word/2010/wordprocessingCanvas" xmlns:cx="http://schemas.microsoft.com/office/drawing/2014/chartex" xmlns:cx1="http://schemas.microsoft.com/office/drawing/2015/9/8/chartex" xmlns:cx2="http://schemas.microsoft.com/office/drawing/2015/10/21/chartex" xmlns:cx3="http://schemas.microsoft.com/office/drawing/2016/5/9/chartex" xmlns:cx4="http://schemas.microsoft.com/office/drawing/2016/5/10/chartex" xmlns:cx5="http://schemas.microsoft.com/office/drawing/2016/5/11/chartex" xmlns:cx6="http://schemas.microsoft.com/office/drawing/2016/5/12/chartex" xmlns:cx7="http://schemas.microsoft.com/office/drawing/2016/5/13/chartex" xmlns:cx8="http://schemas.microsoft.com/office/drawing/2016/5/14/chartex" xmlns:mc="http://schemas.openxmlformats.org/markup-compatibility/2006" xmlns:aink="http://schemas.microsoft.com/office/drawing/2016/ink" xmlns:am3d="http://schemas.microsoft.com/office/drawing/2017/model3d" xmlns:o="urn:schemas-microsoft-com:office:office" xmlns:oel="http://schemas.microsoft.com/office/2019/extlst" xmlns:r="http://schemas.openxmlformats.org/officeDocument/2006/relationships" xmlns:m="http://schemas.openxmlformats.org/officeDocument/2006/math" xmlns:v="urn:schemas-microsoft-com:vml" xmlns:wp14="http://schemas.microsoft.com/office/word/2010/wordprocessingDrawing" xmlns:wp="http://schemas.openxmlformats.org/drawingml/2006/wordprocessingDrawing" xmlns:w10="urn:schemas-microsoft-com:office:word" xmlns:w="http://schemas.openxmlformats.org/wordprocessingml/2006/main" xmlns:w14="http://schemas.microsoft.com/office/word/2010/wordml" xmlns:w15="http://schemas.microsoft.com/office/word/2012/wordml" xmlns:w16cex="http://schemas.microsoft.com/office/word/2018/wordml/cex" xmlns:w16cid="http://schemas.microsoft.com/office/word/2016/wordml/cid" xmlns:w16="http://schemas.microsoft.com/office/word/2018/wordml" xmlns:w16du="http://schemas.microsoft.com/office/word/2023/wordml/word16du" xmlns:w16sdtdh="http://schemas.microsoft.com/office/word/2020/wordml/sdtdatahash" xmlns:w16sdtfl="http://schemas.microsoft.com/office/word/2024/wordml/sdtformatlock" xmlns:w16se="http://schemas.microsoft.com/office/word/2015/wordml/symex" xmlns:wpg="http://schemas.microsoft.com/office/word/2010/wordprocessingGroup" xmlns:wpi="http://schemas.microsoft.com/office/word/2010/wordprocessingInk" xmlns:wne="http://schemas.microsoft.com/office/word/2006/wordml" xmlns:wps="http://schemas.microsoft.com/office/word/2010/wordprocessingShape" mc:Ignorable="w14 w15 w16se w16cid w16 w16cex w16sdtdh w16sdtfl w16du wp14">
   <w:abstractNum w:abstractNumId="0" w15:restartNumberingAfterBreak="0">
     <w:nsid w:val="17FF521F"/>
     <w:multiLevelType w:val="hybridMultilevel"/>
@@ -4472,14 +2414,14 @@
       </w:pPr>
     </w:lvl>
   </w:abstractNum>
-  <w:num w:numId="1">
+  <w:num w:numId="1" w16cid:durableId="870069554">
     <w:abstractNumId w:val="0"/>
   </w:num>
 </w:numbering>
 </file>
 
 <file path=word/styles.xml><?xml version="1.0" encoding="utf-8"?>
-<w:styles xmlns:mc="http://schemas.openxmlformats.org/markup-compatibility/2006" xmlns:r="http://schemas.openxmlformats.org/officeDocument/2006/relationships" xmlns:w="http://schemas.openxmlformats.org/wordprocessingml/2006/main" xmlns:w14="http://schemas.microsoft.com/office/word/2010/wordml" xmlns:w15="http://schemas.microsoft.com/office/word/2012/wordml" xmlns:w16se="http://schemas.microsoft.com/office/word/2015/wordml/symex" mc:Ignorable="w14 w15 w16se">
+<w:styles xmlns:mc="http://schemas.openxmlformats.org/markup-compatibility/2006" xmlns:r="http://schemas.openxmlformats.org/officeDocument/2006/relationships" xmlns:w="http://schemas.openxmlformats.org/wordprocessingml/2006/main" xmlns:w14="http://schemas.microsoft.com/office/word/2010/wordml" xmlns:w15="http://schemas.microsoft.com/office/word/2012/wordml" xmlns:w16cex="http://schemas.microsoft.com/office/word/2018/wordml/cex" xmlns:w16cid="http://schemas.microsoft.com/office/word/2016/wordml/cid" xmlns:w16="http://schemas.microsoft.com/office/word/2018/wordml" xmlns:w16du="http://schemas.microsoft.com/office/word/2023/wordml/word16du" xmlns:w16sdtdh="http://schemas.microsoft.com/office/word/2020/wordml/sdtdatahash" xmlns:w16sdtfl="http://schemas.microsoft.com/office/word/2024/wordml/sdtformatlock" xmlns:w16se="http://schemas.microsoft.com/office/word/2015/wordml/symex" mc:Ignorable="w14 w15 w16se w16cid w16 w16cex w16sdtdh w16sdtfl w16du">
   <w:docDefaults>
     <w:rPrDefault>
       <w:rPr>
@@ -4495,7 +2437,7 @@
       </w:pPr>
     </w:pPrDefault>
   </w:docDefaults>
-  <w:latentStyles w:defLockedState="0" w:defUIPriority="99" w:defSemiHidden="0" w:defUnhideWhenUsed="0" w:defQFormat="0" w:count="371">
+  <w:latentStyles w:defLockedState="0" w:defUIPriority="99" w:defSemiHidden="0" w:defUnhideWhenUsed="0" w:defQFormat="0" w:count="376">
     <w:lsdException w:name="Normal" w:uiPriority="0" w:qFormat="1"/>
     <w:lsdException w:name="heading 1" w:uiPriority="9" w:qFormat="1"/>
     <w:lsdException w:name="heading 2" w:semiHidden="1" w:uiPriority="9" w:unhideWhenUsed="1" w:qFormat="1"/>
@@ -4867,16 +2809,21 @@
     <w:lsdException w:name="List Table 5 Dark Accent 6" w:uiPriority="50"/>
     <w:lsdException w:name="List Table 6 Colorful Accent 6" w:uiPriority="51"/>
     <w:lsdException w:name="List Table 7 Colorful Accent 6" w:uiPriority="52"/>
+    <w:lsdException w:name="Mention" w:semiHidden="1" w:unhideWhenUsed="1"/>
+    <w:lsdException w:name="Smart Hyperlink" w:semiHidden="1" w:unhideWhenUsed="1"/>
+    <w:lsdException w:name="Hashtag" w:semiHidden="1" w:unhideWhenUsed="1"/>
+    <w:lsdException w:name="Unresolved Mention" w:semiHidden="1" w:unhideWhenUsed="1"/>
+    <w:lsdException w:name="Smart Link" w:semiHidden="1" w:unhideWhenUsed="1"/>
   </w:latentStyles>
   <w:style w:type="paragraph" w:default="1" w:styleId="Normal">
     <w:name w:val="Normal"/>
     <w:qFormat/>
   </w:style>
-  <w:style w:type="paragraph" w:styleId="Ttulo1">
+  <w:style w:type="paragraph" w:styleId="Heading1">
     <w:name w:val="heading 1"/>
     <w:basedOn w:val="Normal"/>
     <w:next w:val="Normal"/>
-    <w:link w:val="Ttulo1Car"/>
+    <w:link w:val="Heading1Char"/>
     <w:uiPriority w:val="9"/>
     <w:qFormat/>
     <w:rsid w:val="00753C7B"/>
@@ -4893,11 +2840,11 @@
       <w:szCs w:val="32"/>
     </w:rPr>
   </w:style>
-  <w:style w:type="paragraph" w:styleId="Ttulo2">
+  <w:style w:type="paragraph" w:styleId="Heading2">
     <w:name w:val="heading 2"/>
     <w:basedOn w:val="Normal"/>
     <w:next w:val="Normal"/>
-    <w:link w:val="Ttulo2Car"/>
+    <w:link w:val="Heading2Char"/>
     <w:uiPriority w:val="9"/>
     <w:unhideWhenUsed/>
     <w:qFormat/>
@@ -4915,13 +2862,13 @@
       <w:szCs w:val="26"/>
     </w:rPr>
   </w:style>
-  <w:style w:type="character" w:default="1" w:styleId="Fuentedeprrafopredeter">
+  <w:style w:type="character" w:default="1" w:styleId="DefaultParagraphFont">
     <w:name w:val="Default Paragraph Font"/>
     <w:uiPriority w:val="1"/>
     <w:semiHidden/>
     <w:unhideWhenUsed/>
   </w:style>
-  <w:style w:type="table" w:default="1" w:styleId="Tablanormal">
+  <w:style w:type="table" w:default="1" w:styleId="TableNormal">
     <w:name w:val="Normal Table"/>
     <w:uiPriority w:val="99"/>
     <w:semiHidden/>
@@ -4936,15 +2883,15 @@
       </w:tblCellMar>
     </w:tblPr>
   </w:style>
-  <w:style w:type="numbering" w:default="1" w:styleId="Sinlista">
+  <w:style w:type="numbering" w:default="1" w:styleId="NoList">
     <w:name w:val="No List"/>
     <w:uiPriority w:val="99"/>
     <w:semiHidden/>
     <w:unhideWhenUsed/>
   </w:style>
-  <w:style w:type="paragraph" w:styleId="Sinespaciado">
+  <w:style w:type="paragraph" w:styleId="NoSpacing">
     <w:name w:val="No Spacing"/>
-    <w:link w:val="SinespaciadoCar"/>
+    <w:link w:val="NoSpacingChar"/>
     <w:uiPriority w:val="1"/>
     <w:qFormat/>
     <w:rsid w:val="00753C7B"/>
@@ -4956,10 +2903,10 @@
       <w:lang w:eastAsia="es-ES"/>
     </w:rPr>
   </w:style>
-  <w:style w:type="character" w:customStyle="1" w:styleId="SinespaciadoCar">
-    <w:name w:val="Sin espaciado Car"/>
-    <w:basedOn w:val="Fuentedeprrafopredeter"/>
-    <w:link w:val="Sinespaciado"/>
+  <w:style w:type="character" w:customStyle="1" w:styleId="NoSpacingChar">
+    <w:name w:val="No Spacing Char"/>
+    <w:basedOn w:val="DefaultParagraphFont"/>
+    <w:link w:val="NoSpacing"/>
     <w:uiPriority w:val="1"/>
     <w:rsid w:val="00753C7B"/>
     <w:rPr>
@@ -4967,10 +2914,10 @@
       <w:lang w:eastAsia="es-ES"/>
     </w:rPr>
   </w:style>
-  <w:style w:type="character" w:customStyle="1" w:styleId="Ttulo1Car">
-    <w:name w:val="Título 1 Car"/>
-    <w:basedOn w:val="Fuentedeprrafopredeter"/>
-    <w:link w:val="Ttulo1"/>
+  <w:style w:type="character" w:customStyle="1" w:styleId="Heading1Char">
+    <w:name w:val="Heading 1 Char"/>
+    <w:basedOn w:val="DefaultParagraphFont"/>
+    <w:link w:val="Heading1"/>
     <w:uiPriority w:val="9"/>
     <w:rsid w:val="00753C7B"/>
     <w:rPr>
@@ -4980,10 +2927,10 @@
       <w:szCs w:val="32"/>
     </w:rPr>
   </w:style>
-  <w:style w:type="character" w:customStyle="1" w:styleId="Ttulo2Car">
-    <w:name w:val="Título 2 Car"/>
-    <w:basedOn w:val="Fuentedeprrafopredeter"/>
-    <w:link w:val="Ttulo2"/>
+  <w:style w:type="character" w:customStyle="1" w:styleId="Heading2Char">
+    <w:name w:val="Heading 2 Char"/>
+    <w:basedOn w:val="DefaultParagraphFont"/>
+    <w:link w:val="Heading2"/>
     <w:uiPriority w:val="9"/>
     <w:rsid w:val="00753C7B"/>
     <w:rPr>
@@ -4993,9 +2940,9 @@
       <w:szCs w:val="26"/>
     </w:rPr>
   </w:style>
-  <w:style w:type="paragraph" w:styleId="TtuloTDC">
+  <w:style w:type="paragraph" w:styleId="TOCHeading">
     <w:name w:val="TOC Heading"/>
-    <w:basedOn w:val="Ttulo1"/>
+    <w:basedOn w:val="Heading1"/>
     <w:next w:val="Normal"/>
     <w:uiPriority w:val="39"/>
     <w:unhideWhenUsed/>
@@ -5009,7 +2956,7 @@
       <w:lang w:eastAsia="es-ES"/>
     </w:rPr>
   </w:style>
-  <w:style w:type="paragraph" w:styleId="TDC1">
+  <w:style w:type="paragraph" w:styleId="TOC1">
     <w:name w:val="toc 1"/>
     <w:basedOn w:val="Normal"/>
     <w:next w:val="Normal"/>
@@ -5021,7 +2968,7 @@
       <w:spacing w:after="100"/>
     </w:pPr>
   </w:style>
-  <w:style w:type="paragraph" w:styleId="TDC2">
+  <w:style w:type="paragraph" w:styleId="TOC2">
     <w:name w:val="toc 2"/>
     <w:basedOn w:val="Normal"/>
     <w:next w:val="Normal"/>
@@ -5034,9 +2981,9 @@
       <w:ind w:left="220"/>
     </w:pPr>
   </w:style>
-  <w:style w:type="character" w:styleId="Hipervnculo">
+  <w:style w:type="character" w:styleId="Hyperlink">
     <w:name w:val="Hyperlink"/>
-    <w:basedOn w:val="Fuentedeprrafopredeter"/>
+    <w:basedOn w:val="DefaultParagraphFont"/>
     <w:uiPriority w:val="99"/>
     <w:unhideWhenUsed/>
     <w:rsid w:val="00181A86"/>
@@ -5045,10 +2992,10 @@
       <w:u w:val="single"/>
     </w:rPr>
   </w:style>
-  <w:style w:type="paragraph" w:styleId="Encabezado">
+  <w:style w:type="paragraph" w:styleId="Header">
     <w:name w:val="header"/>
     <w:basedOn w:val="Normal"/>
-    <w:link w:val="EncabezadoCar"/>
+    <w:link w:val="HeaderChar"/>
     <w:uiPriority w:val="99"/>
     <w:unhideWhenUsed/>
     <w:rsid w:val="00181A86"/>
@@ -5060,17 +3007,17 @@
       <w:spacing w:before="0" w:after="0" w:line="240" w:lineRule="auto"/>
     </w:pPr>
   </w:style>
-  <w:style w:type="character" w:customStyle="1" w:styleId="EncabezadoCar">
-    <w:name w:val="Encabezado Car"/>
-    <w:basedOn w:val="Fuentedeprrafopredeter"/>
-    <w:link w:val="Encabezado"/>
+  <w:style w:type="character" w:customStyle="1" w:styleId="HeaderChar">
+    <w:name w:val="Header Char"/>
+    <w:basedOn w:val="DefaultParagraphFont"/>
+    <w:link w:val="Header"/>
     <w:uiPriority w:val="99"/>
     <w:rsid w:val="00181A86"/>
   </w:style>
-  <w:style w:type="paragraph" w:styleId="Piedepgina">
+  <w:style w:type="paragraph" w:styleId="Footer">
     <w:name w:val="footer"/>
     <w:basedOn w:val="Normal"/>
-    <w:link w:val="PiedepginaCar"/>
+    <w:link w:val="FooterChar"/>
     <w:uiPriority w:val="99"/>
     <w:unhideWhenUsed/>
     <w:rsid w:val="00181A86"/>
@@ -5082,10 +3029,10 @@
       <w:spacing w:before="0" w:after="0" w:line="240" w:lineRule="auto"/>
     </w:pPr>
   </w:style>
-  <w:style w:type="character" w:customStyle="1" w:styleId="PiedepginaCar">
-    <w:name w:val="Pie de página Car"/>
-    <w:basedOn w:val="Fuentedeprrafopredeter"/>
-    <w:link w:val="Piedepgina"/>
+  <w:style w:type="character" w:customStyle="1" w:styleId="FooterChar">
+    <w:name w:val="Footer Char"/>
+    <w:basedOn w:val="DefaultParagraphFont"/>
+    <w:link w:val="Footer"/>
     <w:uiPriority w:val="99"/>
     <w:rsid w:val="00181A86"/>
   </w:style>
